--- a/docs/paper.docx
+++ b/docs/paper.docx
@@ -40,7 +40,7 @@
           <w:b/>
           <w:sz w:val="21"/>
         </w:rPr>
-        <w:t>摘要：</w:t>
+        <w:t xml:space="preserve">Abstract: </w:t>
       </w:r>
       <w:r>
         <w:rPr>
@@ -48,7 +48,7 @@
           <w:b w:val="0"/>
           <w:sz w:val="20"/>
         </w:rPr>
-        <w:t>大语言模型（LLM）在多跳推理任务上常出现错误累积与逻辑幻觉问题。标准 Chain-of-Thought（CoT）以线性文本组织推理过程，难以表达子问题间的非线性依赖；现有图结构增强方法虽将推理建模为 DAG，但其一致性校验多为纯图论结构指标，无法反映推理内容正确性，导致多路选优退化为随机抽取。本文提出 GERS，将推理显式建模为推理依赖图（DAG）并按拓扑序执行；核心创新是子答案双向交叉验证：以最终答案 + 上下文为锚，反向逐个重答子问题，对比正反向子答案一致性，将 Consistency Score 从"图是否合法"升级为"推理内容是否自洽"。在 HotpotQA 500 条上，该方法将 Consistency Score 的对错区分度从 -0.0035（反向噪声）修复到 +0.0847（有效正向信号），最优配置 GERS-CV 取得 EM=0.302、F1=0.413，相比 CoT-SC F1 领先 4pt、McNemar 配对检验显著（p=0.029）。本文诚实呈现方法的适用边界，并通过指标修复、答案类型回扣与提取公平性三项工程改进，量化了"表面失败"与"真实推理差距"的边界。</w:t>
+        <w:t>Large language models (LLMs) suffer from error accumulation on multi-hop reasoning tasks. Existing graph-enhanced methods model reasoning as a DAG, but their consistency checks rely on pure graph-theoretic structural metrics that cannot reflect reasoning correctness, causing multi-path selection to degenerate into random sampling. We propose GERS, which models reasoning as a dependency DAG executed in topological order. The core contribution is sub-answer bidirectional cross-validation: using the final answer + context as an anchor, we re-derive each sub-question in reverse and compare forward/backward sub-answers, upgrading the Consistency Score from "is the graph legal" to "is the reasoning content self-consistent". On 500 HotpotQA samples, this raises the Consistency Score's correct/wrong discrimination from -0.0035 to +0.0847; the best configuration GERS-CV achieves EM=0.302, F1=0.413, outperforming CoT-SC by 4pt F1 (McNemar p=0.029). We honestly characterize the method's boundary: graph-level multi-path self-consistency brings no extra gain on medium-difficulty multi-hop, and error propagation limits GERS on deep bridging-comparison questions.</w:t>
       </w:r>
     </w:p>
     <w:p>
@@ -61,7 +61,7 @@
           <w:b/>
           <w:sz w:val="21"/>
         </w:rPr>
-        <w:t>关键词：</w:t>
+        <w:t xml:space="preserve">Keywords: </w:t>
       </w:r>
       <w:r>
         <w:rPr>
@@ -69,7 +69,7 @@
           <w:b w:val="0"/>
           <w:sz w:val="20"/>
         </w:rPr>
-        <w:t>大语言模型；多跳推理；思维链；图结构表征；双向交叉验证；一致性校验</w:t>
+        <w:t>Large Language Models; Multi-hop Reasoning; Chain-of-Thought; Graph Representation; Bidirectional Cross-Validation; Consistency Verification</w:t>
       </w:r>
     </w:p>
     <w:p>
@@ -479,6 +479,20 @@
           <w:sz w:val="21"/>
         </w:rPr>
         <w:t>数据集：HotpotQA（500 条，bridge 404 + comparison 96）；2WikiMultiHopQA（100 条，四类题型）。基线：Zero-Shot、Standard CoT、CoT-SC(N=3)、CoT-SC+GERS 重排。本文方法：GERS+自适应、GERS-SC(K=3)、GERS-CV（+双向交叉验证）、GERS-CV2（+置信度加权，最优）。模型 Qwen3-8B，4 worker 并行，零失败。指标：EM、F1、CS。所有主结果报告 bootstrap 95% CI 与 McNemar 检验。</w:t>
+      </w:r>
+    </w:p>
+    <w:p>
+      <w:pPr>
+        <w:spacing w:after="120" w:line="360" w:lineRule="auto"/>
+        <w:ind w:firstLine="420"/>
+      </w:pPr>
+      <w:r>
+        <w:rPr>
+          <w:rFonts w:ascii="Times New Roman" w:hAnsi="Times New Roman" w:eastAsia="宋体"/>
+          <w:b w:val="0"/>
+          <w:sz w:val="21"/>
+        </w:rPr>
+        <w:t>评估公平性保障：为避免评估链路缺陷扭曲对比，本文统一三项处理——(1) 修复 EM 双向子串匹配 bug（原使数值答案虚高）；(2) 所有方法采用统一简洁答案提取与归一化；(3) GERS 汇总强制答案类型回扣。这确保所有方法在同一公平口径下对比，GERS 增益来自方法本身而非评估偏差。</w:t>
       </w:r>
     </w:p>
     <w:p>
@@ -3278,134 +3292,7 @@
                 <w:b w:val="0"/>
                 <w:sz w:val="19"/>
               </w:rPr>
-              <w:t>GERS+自适应</w:t>
-            </w:r>
-          </w:p>
-        </w:tc>
-        <w:tc>
-          <w:tcPr>
-            <w:tcW w:type="dxa" w:w="1881"/>
-            <w:tcBorders>
-              <w:top w:val="single" w:sz="4" w:color="000000"/>
-              <w:left w:val="single" w:sz="4" w:color="000000"/>
-              <w:bottom w:val="single" w:sz="4" w:color="000000"/>
-              <w:right w:val="single" w:sz="4" w:color="000000"/>
-            </w:tcBorders>
-          </w:tcPr>
-          <w:p>
-            <w:pPr>
-              <w:jc w:val="center"/>
-            </w:pPr>
-            <w:r/>
-            <w:r>
-              <w:rPr>
-                <w:rFonts w:ascii="Times New Roman" w:hAnsi="Times New Roman" w:eastAsia="宋体"/>
-                <w:b w:val="0"/>
-                <w:sz w:val="19"/>
-              </w:rPr>
-              <w:t>0.815</w:t>
-            </w:r>
-          </w:p>
-        </w:tc>
-        <w:tc>
-          <w:tcPr>
-            <w:tcW w:type="dxa" w:w="1881"/>
-            <w:tcBorders>
-              <w:top w:val="single" w:sz="4" w:color="000000"/>
-              <w:left w:val="single" w:sz="4" w:color="000000"/>
-              <w:bottom w:val="single" w:sz="4" w:color="000000"/>
-              <w:right w:val="single" w:sz="4" w:color="000000"/>
-            </w:tcBorders>
-          </w:tcPr>
-          <w:p>
-            <w:pPr>
-              <w:jc w:val="center"/>
-            </w:pPr>
-            <w:r/>
-            <w:r>
-              <w:rPr>
-                <w:rFonts w:ascii="Times New Roman" w:hAnsi="Times New Roman" w:eastAsia="宋体"/>
-                <w:b w:val="0"/>
-                <w:sz w:val="19"/>
-              </w:rPr>
-              <w:t>0.476</w:t>
-            </w:r>
-          </w:p>
-        </w:tc>
-        <w:tc>
-          <w:tcPr>
-            <w:tcW w:type="dxa" w:w="1881"/>
-            <w:tcBorders>
-              <w:top w:val="single" w:sz="4" w:color="000000"/>
-              <w:left w:val="single" w:sz="4" w:color="000000"/>
-              <w:bottom w:val="single" w:sz="4" w:color="000000"/>
-              <w:right w:val="single" w:sz="4" w:color="000000"/>
-            </w:tcBorders>
-          </w:tcPr>
-          <w:p>
-            <w:pPr>
-              <w:jc w:val="center"/>
-            </w:pPr>
-            <w:r/>
-            <w:r>
-              <w:rPr>
-                <w:rFonts w:ascii="Times New Roman" w:hAnsi="Times New Roman" w:eastAsia="宋体"/>
-                <w:b w:val="0"/>
-                <w:sz w:val="19"/>
-              </w:rPr>
-              <w:t>0.286</w:t>
-            </w:r>
-          </w:p>
-        </w:tc>
-        <w:tc>
-          <w:tcPr>
-            <w:tcW w:type="dxa" w:w="1881"/>
-            <w:tcBorders>
-              <w:top w:val="single" w:sz="4" w:color="000000"/>
-              <w:left w:val="single" w:sz="4" w:color="000000"/>
-              <w:bottom w:val="single" w:sz="4" w:color="000000"/>
-              <w:right w:val="single" w:sz="4" w:color="000000"/>
-            </w:tcBorders>
-          </w:tcPr>
-          <w:p>
-            <w:pPr>
-              <w:jc w:val="center"/>
-            </w:pPr>
-            <w:r/>
-            <w:r>
-              <w:rPr>
-                <w:rFonts w:ascii="Times New Roman" w:hAnsi="Times New Roman" w:eastAsia="宋体"/>
-                <w:b w:val="0"/>
-                <w:sz w:val="19"/>
-              </w:rPr>
-              <w:t>0.341</w:t>
-            </w:r>
-          </w:p>
-        </w:tc>
-      </w:tr>
-      <w:tr>
-        <w:tc>
-          <w:tcPr>
-            <w:tcW w:type="dxa" w:w="1881"/>
-            <w:tcBorders>
-              <w:top w:val="single" w:sz="4" w:color="000000"/>
-              <w:left w:val="single" w:sz="4" w:color="000000"/>
-              <w:bottom w:val="single" w:sz="4" w:color="000000"/>
-              <w:right w:val="single" w:sz="4" w:color="000000"/>
-            </w:tcBorders>
-          </w:tcPr>
-          <w:p>
-            <w:pPr>
-              <w:jc w:val="center"/>
-            </w:pPr>
-            <w:r/>
-            <w:r>
-              <w:rPr>
-                <w:rFonts w:ascii="Times New Roman" w:hAnsi="Times New Roman" w:eastAsia="宋体"/>
-                <w:b w:val="0"/>
-                <w:sz w:val="19"/>
-              </w:rPr>
-              <w:t>GERS-SC</w:t>
+              <w:t>GERS-CV2</w:t>
             </w:r>
           </w:p>
         </w:tc>
@@ -3455,7 +3342,7 @@
                 <w:b w:val="0"/>
                 <w:sz w:val="19"/>
               </w:rPr>
-              <w:t>0.476</w:t>
+              <w:t>0.524</w:t>
             </w:r>
           </w:p>
         </w:tc>
@@ -3527,7 +3414,7 @@
           <w:b w:val="0"/>
           <w:sz w:val="21"/>
         </w:rPr>
-        <w:t>comparison（纯对比题）：GERS F1=0.815 与 CoT 持平，DAG 拓扑分解有效拆解对比双方。bridge_comparison（桥接对比题）：GERS 短板（0.476 vs 0.905），子问题错误传播导致失败。图级自一致性适用边界：GERS-SC（0.282）≈ GERS+自适应（0.284），p=1.000，多路选优在中等难度多跳无额外增益。</w:t>
+        <w:t>comparison（纯对比题）：GERS-CV2 F1=0.775 与 Standard CoT 接近，DAG 拓扑分解有效拆解对比双方。bridge_comparison（桥接对比题）：GERS 短板（0.524 vs 0.905），子问题错误传播导致。双向交叉验证将 bridge_comparison F1 从 0.476（无CV）提升至 0.524，部分缓解但未根除，剩余差距源于真实推理错误传播。</w:t>
       </w:r>
     </w:p>
     <w:p>
@@ -4984,7 +4871,7 @@
           <w:b/>
           <w:sz w:val="24"/>
         </w:rPr>
-        <w:t>4.7 工程贡献：表面失败与真实推理差距</w:t>
+        <w:t>4.7 案例分析</w:t>
       </w:r>
     </w:p>
     <w:p>
@@ -4998,7 +4885,21 @@
           <w:b w:val="0"/>
           <w:sz w:val="21"/>
         </w:rPr>
-        <w:t>（1）EM 指标 bug 修复：原双向子串匹配导致数值答案虚高，修复后旧 EM 虚高 20+pt。（2）答案提取公平性：原 CoT 系 42% 整句、8% 空串，对称修复后基线 EM 回升。（3）答案类型回扣：修复后 bridge_comparison F1 从 0.238 提升至 0.476。这三项证明 GERS 的"表面失败"多为可修的格式/提取问题，不可修的差距（bridge_comparison 错误传播）才是真实局限。</w:t>
+        <w:t>案例 1（交叉验证捕获推理不一致）：某多跳问题正向分解得最终答案后，反向验证以该答案+上下文反向重答子问题。正反向子答案一致时 crossval 升高、CS 升高，推理链被保留；当正向某子问题答错（如生卒年判断偏差），反向独立重答得到不同子答案，正反向不一致使 crossval 下降、CS 降低，错误推理链被识别为低质量。纯结构 CS 对两者都给 0.6 无法区分，而 crossval 能区分——这体现了双向交叉验证"内容自洽性"校验的价值。</w:t>
+      </w:r>
+    </w:p>
+    <w:p>
+      <w:pPr>
+        <w:spacing w:after="120" w:line="360" w:lineRule="auto"/>
+        <w:ind w:firstLine="420"/>
+      </w:pPr>
+      <w:r>
+        <w:rPr>
+          <w:rFonts w:ascii="Times New Roman" w:hAnsi="Times New Roman" w:eastAsia="宋体"/>
+          <w:b w:val="0"/>
+          <w:sz w:val="21"/>
+        </w:rPr>
+        <w:t>案例 2（comparison 题图分解优于线性 CoT）：对比型问题"哪部电影更早上映，A 还是 B"天然对应"两条并行子链 + 汇合节点"的 DAG 结构。GERS 将其分解为"分别查 A/B 上映年份 → 比较年份"两路子问题，拓扑执行后正确汇合；而线性 CoT 易在汇合点混淆两部电影。这是 GERS 在 comparison 子集上优于 CoT-SC（+10.5pt，McNemar p=0.013）的结构性原因。</w:t>
       </w:r>
     </w:p>
     <w:p>
@@ -5200,7 +5101,7 @@
           <w:b w:val="0"/>
           <w:sz w:val="19"/>
         </w:rPr>
-        <w:t>[5] Fang, J., et al. Graph of Verification: Structured Verification of LLM Reasoning with Directed Acyclic Graphs. In AAAI, 2026.</w:t>
+        <w:t>[5] Ni, T., et al. StepChain GraphRAG: Reasoning Over Knowledge Graphs for Multi-hop QA. arXiv:2510.02827, 2025.</w:t>
       </w:r>
     </w:p>
     <w:p>
@@ -5213,7 +5114,7 @@
           <w:b w:val="0"/>
           <w:sz w:val="19"/>
         </w:rPr>
-        <w:t>[6] Ni, T., et al. StepChain GraphRAG: Reasoning Over Knowledge Graphs for Multi-hop QA. arXiv:2510.02827, 2025.</w:t>
+        <w:t>[6] Wang, X., et al. Self-Consistency Improves Chain of Thought Reasoning in Language Models. In ICLR, 2023.</w:t>
       </w:r>
     </w:p>
     <w:p>
@@ -5226,7 +5127,7 @@
           <w:b w:val="0"/>
           <w:sz w:val="19"/>
         </w:rPr>
-        <w:t>[7] Wang, X., et al. Self-Consistency Improves Chain of Thought Reasoning in Language Models. In ICLR, 2023.</w:t>
+        <w:t>[7] Yao, S., et al. Tree of Thoughts: Deliberate Problem Solving with Large Language Models. In NeurIPS, 2023.</w:t>
       </w:r>
     </w:p>
     <w:p>
@@ -5239,7 +5140,7 @@
           <w:b w:val="0"/>
           <w:sz w:val="19"/>
         </w:rPr>
-        <w:t>[8] Yao, S., et al. Tree of Thoughts: Deliberate Problem Solving with Large Language Models. In NeurIPS, 2023.</w:t>
+        <w:t>[8] Lightman, H., et al. Let's Verify Step by Step. In ICLR, 2024.</w:t>
       </w:r>
     </w:p>
     <w:p>
@@ -5252,7 +5153,7 @@
           <w:b w:val="0"/>
           <w:sz w:val="19"/>
         </w:rPr>
-        <w:t>[9] Lightman, H., et al. Let's Verify Step by Step. In ICLR, 2024.</w:t>
+        <w:t>[9] Madaan, A., et al. Self-Refine: Iterative Refinement with Self-Feedback. In NeurIPS, 2023.</w:t>
       </w:r>
     </w:p>
     <w:p>
@@ -5265,7 +5166,7 @@
           <w:b w:val="0"/>
           <w:sz w:val="19"/>
         </w:rPr>
-        <w:t>[10] Madaan, A., et al. Self-Refine: Iterative Refinement with Self-Feedback. In NeurIPS, 2023.</w:t>
+        <w:t>[10] DAG-Math: Modeling Chain-of-Thought as Directed Acyclic Graphs. arXiv:2510.19842, 2025.</w:t>
       </w:r>
     </w:p>
     <w:p>
@@ -5278,7 +5179,7 @@
           <w:b w:val="0"/>
           <w:sz w:val="19"/>
         </w:rPr>
-        <w:t>[11] DAG-Math: Modeling Chain-of-Thought as Directed Acyclic Graphs. arXiv:2510.19842, 2025.</w:t>
+        <w:t>[11] Yang, Z., et al. HotpotQA: A Dataset for Diverse, Explainable Multi-hop QA. In EMNLP, 2018.</w:t>
       </w:r>
     </w:p>
     <w:p>
@@ -5291,20 +5192,7 @@
           <w:b w:val="0"/>
           <w:sz w:val="19"/>
         </w:rPr>
-        <w:t>[12] Yang, Z., et al. HotpotQA: A Dataset for Diverse, Explainable Multi-hop QA. In EMNLP, 2018.</w:t>
-      </w:r>
-    </w:p>
-    <w:p>
-      <w:pPr>
-        <w:spacing w:after="40" w:line="312" w:lineRule="auto"/>
-      </w:pPr>
-      <w:r>
-        <w:rPr>
-          <w:rFonts w:ascii="Times New Roman" w:hAnsi="Times New Roman" w:eastAsia="宋体"/>
-          <w:b w:val="0"/>
-          <w:sz w:val="19"/>
-        </w:rPr>
-        <w:t>[13] Ho, X., et al. Constructing A Multi-hop QA Dataset for Comprehensive Evaluation of Reasoning Steps. In COLING, 2020.</w:t>
+        <w:t>[12] Ho, X., et al. Constructing A Multi-hop QA Dataset for Comprehensive Evaluation of Reasoning Steps. In COLING, 2020.</w:t>
       </w:r>
     </w:p>
     <w:sectPr>

--- a/docs/paper.docx
+++ b/docs/paper.docx
@@ -13,7 +13,7 @@
           <w:b/>
           <w:sz w:val="32"/>
         </w:rPr>
-        <w:t>图约束推理链与子答案双向交叉验证：面向多跳推理的大模型方法</w:t>
+        <w:t>图约束推理链与子答案双向交叉核验：面向多跳推理的大模型方法</w:t>
       </w:r>
     </w:p>
     <w:p>
@@ -27,7 +27,7 @@
           <w:b w:val="0"/>
           <w:sz w:val="22"/>
         </w:rPr>
-        <w:t>zhouduomu</w:t>
+        <w:t>Anonymous Authors</w:t>
       </w:r>
     </w:p>
     <w:p>
@@ -48,7 +48,7 @@
           <w:b w:val="0"/>
           <w:sz w:val="20"/>
         </w:rPr>
-        <w:t>Large language models (LLMs) suffer from error accumulation on multi-hop reasoning tasks. Existing graph-enhanced methods model reasoning as a DAG, but their consistency checks rely on pure graph-theoretic structural metrics that cannot reflect reasoning correctness, causing multi-path selection to degenerate into random sampling. We propose GERS, which models reasoning as a dependency DAG executed in topological order. The core contribution is sub-answer bidirectional cross-validation: using the final answer + context as an anchor, we re-derive each sub-question in reverse and compare forward/backward sub-answers, upgrading the Consistency Score from "is the graph legal" to "is the reasoning content self-consistent". On 500 HotpotQA samples, this raises the Consistency Score's correct/wrong discrimination from -0.0035 to +0.0847; the best configuration GERS-CV achieves EM=0.302, F1=0.413, outperforming CoT-SC by 4pt F1 (McNemar p=0.029). We honestly characterize the method's boundary: graph-level multi-path self-consistency brings no extra gain on medium-difficulty multi-hop, and error propagation limits GERS on deep bridging-comparison questions.</w:t>
+        <w:t>Large language models (LLMs) suffer from error accumulation on multi-hop reasoning tasks. Some graph-enhanced variants use structural graph-validity metrics as consistency checks, but such metrics may not reflect reasoning correctness. We propose GERS, which models reasoning as a dependency DAG executed in topological order. The core contribution is bidirectional sub-answer cross-checking: using the final answer + context as an anchor, we re-derive each sub-question in reverse and compare forward/backward sub-answers, upgrading the Consistency Score from structural validity to content self-consistency. On 500 HotpotQA samples, this raises the score's correct/wrong discrimination from -0.0035 to +0.0847 and AUROC from 0.498 to about 0.58-0.59; the highest point-estimate configuration GERS-CV2 achieves EM=0.302, F1=0.413, with a +4pt F1 difference over CoT-SC and a significant McNemar test on EM correctness (p=0.029), though paired bootstrap intervals remain marginal. We explicitly show that self-consistency is not correctness: many high-CS answers remain wrong, and 2WikiMultiHopQA exposes a boundary on deep bridge-comparison questions.</w:t>
       </w:r>
     </w:p>
     <w:p>
@@ -69,7 +69,7 @@
           <w:b w:val="0"/>
           <w:sz w:val="20"/>
         </w:rPr>
-        <w:t>Large Language Models; Multi-hop Reasoning; Chain-of-Thought; Graph Representation; Bidirectional Cross-Validation; Consistency Verification</w:t>
+        <w:t>Large Language Models; Multi-hop Reasoning; Chain-of-Thought; Graph Representation; Bidirectional Cross-Checking; Consistency Diagnostics</w:t>
       </w:r>
     </w:p>
     <w:p>
@@ -138,7 +138,7 @@
           <w:b w:val="0"/>
           <w:sz w:val="21"/>
         </w:rPr>
-        <w:t>近期工作尝试用图结构增强推理：GoT 提出思维图但不保证执行顺序；RwG 将上下文结构化为实体关系图但未逐步执行；MoDeGraph 构建多跳依赖图但仍属 prompt 方法；GoV 将推理建模为 DAG 进行验证但侧重语义验证。这些方法普遍将图结构作为 Prompt 装饰或事后验证，而非真正参与推理执行与质量评估。</w:t>
+        <w:t>近期工作尝试用图结构增强推理：GoT 提出思维图支持合并与蒸馏，但不采用本文的子问题拓扑执行；RwG 将上下文结构化为实体关系图；MoDeGraph 构建多跳依赖图，属于 prompt 方法。GERS 关注当图结构参与子问题执行与校验时，图派生一致性分数是否能作为诊断与弱候选质量信号。</w:t>
       </w:r>
     </w:p>
     <w:p>
@@ -152,7 +152,7 @@
           <w:b w:val="0"/>
           <w:sz w:val="21"/>
         </w:rPr>
-        <w:t>针对上述问题，本文提出 GERS，将推理显式建模为推理依赖图（DAG）并按拓扑序执行。我们发现，单纯用图论结构性质计算 Consistency Score 是无效的——LLM 生成的分解图几乎都是合法 DAG，导致所有样本得分趋同（聚集在 0.6~0.7），多路选优退化为随机抽取（500 条实测对错区分度仅 -0.0035）。为此，本文提出核心创新子答案双向交叉验证：以最终答案 + 上下文为锚，反向逐个重答每个子问题，对比正向与反向子答案的一致性，将 Consistency Score 从"图是否合法"升级为"推理内容是否自洽"。这一机制是 DAG 结构独有的能力——线性 CoT 没有可独立校验的子问题结构，无法实现双向校验。</w:t>
+        <w:t>针对上述问题，本文提出 GERS，将推理显式建模为推理依赖图（DAG）并按拓扑序执行。我们发现，单纯用图论结构性质计算 Consistency Score 是无效的——LLM 生成的分解图几乎都是合法 DAG，导致所有样本得分趋同（聚集在 0.6~0.7），多路选优退化为随机抽取（500 条实测对错区分度仅 -0.0035）。为此，本文提出核心创新子答案双向交叉核验：以最终答案 + 上下文为锚，反向逐个重答每个子问题，对比正向与反向子答案的一致性，将 Consistency Score 从"图是否合法"升级为"推理内容是否自洽"。显式 DAG 分解提供了命名子问题单元和依赖边，使该核验比应用于非结构化 CoT 文本更直接、更可解释。</w:t>
       </w:r>
     </w:p>
     <w:p>
@@ -166,7 +166,7 @@
           <w:b w:val="0"/>
           <w:sz w:val="21"/>
         </w:rPr>
-        <w:t>本文的主要贡献：（1）子答案双向交叉验证：将 CS 对错区分度从 -0.0035 修复到 +0.0847，DAG 独有；（2）性能验证：GERS-CV 在 HotpotQA 500 条上 EM=0.302、F1=0.413，McNemar p=0.029 显著优于 CoT-SC；（3）诚实的适用边界：图级多路自一致性无额外增益，bridge_comparison 存在错误传播局限；（4）工程贡献：指标修复、答案类型回扣、提取公平性。</w:t>
+        <w:t>本文的主要贡献：（1）子答案双向交叉核验：将 CS 对错区分度从 -0.0035 修复到 +0.0847，AUROC 从 0.498 提升到约 0.58-0.59，使 CS 成为弱但有用的内容自洽诊断信号；（2）性能验证：点估计最高配置 GERS-CV2 在 HotpotQA 500 条上 EM=0.302、F1=0.413，EM 对错的 McNemar 检验显著（p=0.029），F1 相比 CoT-SC 高 4pt，但效应量区间仍临界；（3）诚实的适用边界：旧结构分图级多路选优无额外增益，bridge_comparison 存在错误传播局限；（4）工程贡献：指标修复、答案类型回扣、提取公平性。</w:t>
       </w:r>
     </w:p>
     <w:p>
@@ -207,7 +207,7 @@
           <w:b w:val="0"/>
           <w:sz w:val="21"/>
         </w:rPr>
-        <w:t>图结构增强推理。GoT 将推理建模为图但侧重 Prompt 工程；RwG 将图作为一次性输入；MoDeGraph 本质仍是 prompt 方法；StepChain 子问题是线性序列而非 DAG。GERS 将推理依赖图与执行流程深度耦合，并用图结构质量作为多候选路径的选择信号。</w:t>
+        <w:t>图结构增强推理。GoT 将推理建模为图但不采用本文的子问题拓扑执行；RwG 将上下文结构化为实体关系图；MoDeGraph 本质仍是 prompt 方法。GERS 将推理依赖图与执行流程耦合，并研究图派生一致性作为诊断与弱排序信号的作用。</w:t>
       </w:r>
     </w:p>
     <w:p>
@@ -221,8 +221,754 @@
           <w:b w:val="0"/>
           <w:sz w:val="21"/>
         </w:rPr>
-        <w:t>推理验证与一致性校验。GoV 侧重语义验证而非图结构数学性质；Process Reward Models 依赖大量标注；DAG-Math 用节点置信度权重处理不确定步骤。GERS 用图论算法做结构化校验，并设计双向交叉验证使校验结果直接影响最终答案。</w:t>
+        <w:t>一致性校验与自评估。Process Reward Models 依赖大量标注；Self-Refine 作用于线性文本、缺少可核验的子问题结构。GERS 用图论算法做结构化校验，并设计双向交叉核验，使一致性分数可被分析并用于受控变体。</w:t>
       </w:r>
+    </w:p>
+    <w:p>
+      <w:pPr>
+        <w:spacing w:before="160" w:after="80"/>
+        <w:jc w:val="center"/>
+      </w:pPr>
+      <w:r>
+        <w:rPr>
+          <w:rFonts w:ascii="Times New Roman" w:hAnsi="Times New Roman" w:eastAsia="宋体"/>
+          <w:b/>
+          <w:sz w:val="20"/>
+        </w:rPr>
+        <w:t>表 0  GERS 与代表性推理范式的定位对比</w:t>
+      </w:r>
+    </w:p>
+    <w:tbl>
+      <w:tblPr>
+        <w:tblW w:type="auto" w:w="0"/>
+        <w:jc w:val="center"/>
+        <w:tblLook w:firstColumn="1" w:firstRow="1" w:lastColumn="0" w:lastRow="0" w:noHBand="0" w:noVBand="1" w:val="04A0"/>
+      </w:tblPr>
+      <w:tblGrid>
+        <w:gridCol w:w="2351"/>
+        <w:gridCol w:w="2351"/>
+        <w:gridCol w:w="2351"/>
+        <w:gridCol w:w="2351"/>
+      </w:tblGrid>
+      <w:tr>
+        <w:tc>
+          <w:tcPr>
+            <w:tcW w:type="dxa" w:w="2351"/>
+            <w:tcBorders>
+              <w:top w:val="single" w:sz="4" w:color="000000"/>
+              <w:left w:val="single" w:sz="4" w:color="000000"/>
+              <w:bottom w:val="single" w:sz="4" w:color="000000"/>
+              <w:right w:val="single" w:sz="4" w:color="000000"/>
+            </w:tcBorders>
+          </w:tcPr>
+          <w:p>
+            <w:pPr>
+              <w:jc w:val="center"/>
+            </w:pPr>
+            <w:r/>
+            <w:r>
+              <w:rPr>
+                <w:rFonts w:ascii="Times New Roman" w:hAnsi="Times New Roman" w:eastAsia="宋体"/>
+                <w:b/>
+                <w:sz w:val="19"/>
+              </w:rPr>
+              <w:t>方法族</w:t>
+            </w:r>
+          </w:p>
+        </w:tc>
+        <w:tc>
+          <w:tcPr>
+            <w:tcW w:type="dxa" w:w="2351"/>
+            <w:tcBorders>
+              <w:top w:val="single" w:sz="4" w:color="000000"/>
+              <w:left w:val="single" w:sz="4" w:color="000000"/>
+              <w:bottom w:val="single" w:sz="4" w:color="000000"/>
+              <w:right w:val="single" w:sz="4" w:color="000000"/>
+            </w:tcBorders>
+          </w:tcPr>
+          <w:p>
+            <w:pPr>
+              <w:jc w:val="center"/>
+            </w:pPr>
+            <w:r/>
+            <w:r>
+              <w:rPr>
+                <w:rFonts w:ascii="Times New Roman" w:hAnsi="Times New Roman" w:eastAsia="宋体"/>
+                <w:b/>
+                <w:sz w:val="19"/>
+              </w:rPr>
+              <w:t>结构</w:t>
+            </w:r>
+          </w:p>
+        </w:tc>
+        <w:tc>
+          <w:tcPr>
+            <w:tcW w:type="dxa" w:w="2351"/>
+            <w:tcBorders>
+              <w:top w:val="single" w:sz="4" w:color="000000"/>
+              <w:left w:val="single" w:sz="4" w:color="000000"/>
+              <w:bottom w:val="single" w:sz="4" w:color="000000"/>
+              <w:right w:val="single" w:sz="4" w:color="000000"/>
+            </w:tcBorders>
+          </w:tcPr>
+          <w:p>
+            <w:pPr>
+              <w:jc w:val="center"/>
+            </w:pPr>
+            <w:r/>
+            <w:r>
+              <w:rPr>
+                <w:rFonts w:ascii="Times New Roman" w:hAnsi="Times New Roman" w:eastAsia="宋体"/>
+                <w:b/>
+                <w:sz w:val="19"/>
+              </w:rPr>
+              <w:t>执行顺序</w:t>
+            </w:r>
+          </w:p>
+        </w:tc>
+        <w:tc>
+          <w:tcPr>
+            <w:tcW w:type="dxa" w:w="2351"/>
+            <w:tcBorders>
+              <w:top w:val="single" w:sz="4" w:color="000000"/>
+              <w:left w:val="single" w:sz="4" w:color="000000"/>
+              <w:bottom w:val="single" w:sz="4" w:color="000000"/>
+              <w:right w:val="single" w:sz="4" w:color="000000"/>
+            </w:tcBorders>
+          </w:tcPr>
+          <w:p>
+            <w:pPr>
+              <w:jc w:val="center"/>
+            </w:pPr>
+            <w:r/>
+            <w:r>
+              <w:rPr>
+                <w:rFonts w:ascii="Times New Roman" w:hAnsi="Times New Roman" w:eastAsia="宋体"/>
+                <w:b/>
+                <w:sz w:val="19"/>
+              </w:rPr>
+              <w:t>可核验子答案</w:t>
+            </w:r>
+          </w:p>
+        </w:tc>
+      </w:tr>
+      <w:tr>
+        <w:tc>
+          <w:tcPr>
+            <w:tcW w:type="dxa" w:w="2351"/>
+            <w:tcBorders>
+              <w:top w:val="single" w:sz="4" w:color="000000"/>
+              <w:left w:val="single" w:sz="4" w:color="000000"/>
+              <w:bottom w:val="single" w:sz="4" w:color="000000"/>
+              <w:right w:val="single" w:sz="4" w:color="000000"/>
+            </w:tcBorders>
+          </w:tcPr>
+          <w:p>
+            <w:pPr>
+              <w:jc w:val="center"/>
+            </w:pPr>
+            <w:r/>
+            <w:r>
+              <w:rPr>
+                <w:rFonts w:ascii="Times New Roman" w:hAnsi="Times New Roman" w:eastAsia="宋体"/>
+                <w:b w:val="0"/>
+                <w:sz w:val="19"/>
+              </w:rPr>
+              <w:t>CoT</w:t>
+            </w:r>
+          </w:p>
+        </w:tc>
+        <w:tc>
+          <w:tcPr>
+            <w:tcW w:type="dxa" w:w="2351"/>
+            <w:tcBorders>
+              <w:top w:val="single" w:sz="4" w:color="000000"/>
+              <w:left w:val="single" w:sz="4" w:color="000000"/>
+              <w:bottom w:val="single" w:sz="4" w:color="000000"/>
+              <w:right w:val="single" w:sz="4" w:color="000000"/>
+            </w:tcBorders>
+          </w:tcPr>
+          <w:p>
+            <w:pPr>
+              <w:jc w:val="center"/>
+            </w:pPr>
+            <w:r/>
+            <w:r>
+              <w:rPr>
+                <w:rFonts w:ascii="Times New Roman" w:hAnsi="Times New Roman" w:eastAsia="宋体"/>
+                <w:b w:val="0"/>
+                <w:sz w:val="19"/>
+              </w:rPr>
+              <w:t>线性文本</w:t>
+            </w:r>
+          </w:p>
+        </w:tc>
+        <w:tc>
+          <w:tcPr>
+            <w:tcW w:type="dxa" w:w="2351"/>
+            <w:tcBorders>
+              <w:top w:val="single" w:sz="4" w:color="000000"/>
+              <w:left w:val="single" w:sz="4" w:color="000000"/>
+              <w:bottom w:val="single" w:sz="4" w:color="000000"/>
+              <w:right w:val="single" w:sz="4" w:color="000000"/>
+            </w:tcBorders>
+          </w:tcPr>
+          <w:p>
+            <w:pPr>
+              <w:jc w:val="center"/>
+            </w:pPr>
+            <w:r/>
+            <w:r>
+              <w:rPr>
+                <w:rFonts w:ascii="Times New Roman" w:hAnsi="Times New Roman" w:eastAsia="宋体"/>
+                <w:b w:val="0"/>
+                <w:sz w:val="19"/>
+              </w:rPr>
+              <w:t>隐式</w:t>
+            </w:r>
+          </w:p>
+        </w:tc>
+        <w:tc>
+          <w:tcPr>
+            <w:tcW w:type="dxa" w:w="2351"/>
+            <w:tcBorders>
+              <w:top w:val="single" w:sz="4" w:color="000000"/>
+              <w:left w:val="single" w:sz="4" w:color="000000"/>
+              <w:bottom w:val="single" w:sz="4" w:color="000000"/>
+              <w:right w:val="single" w:sz="4" w:color="000000"/>
+            </w:tcBorders>
+          </w:tcPr>
+          <w:p>
+            <w:pPr>
+              <w:jc w:val="center"/>
+            </w:pPr>
+            <w:r/>
+            <w:r>
+              <w:rPr>
+                <w:rFonts w:ascii="Times New Roman" w:hAnsi="Times New Roman" w:eastAsia="宋体"/>
+                <w:b w:val="0"/>
+                <w:sz w:val="19"/>
+              </w:rPr>
+              <w:t>否</w:t>
+            </w:r>
+          </w:p>
+        </w:tc>
+      </w:tr>
+      <w:tr>
+        <w:tc>
+          <w:tcPr>
+            <w:tcW w:type="dxa" w:w="2351"/>
+            <w:tcBorders>
+              <w:top w:val="single" w:sz="4" w:color="000000"/>
+              <w:left w:val="single" w:sz="4" w:color="000000"/>
+              <w:bottom w:val="single" w:sz="4" w:color="000000"/>
+              <w:right w:val="single" w:sz="4" w:color="000000"/>
+            </w:tcBorders>
+          </w:tcPr>
+          <w:p>
+            <w:pPr>
+              <w:jc w:val="center"/>
+            </w:pPr>
+            <w:r/>
+            <w:r>
+              <w:rPr>
+                <w:rFonts w:ascii="Times New Roman" w:hAnsi="Times New Roman" w:eastAsia="宋体"/>
+                <w:b w:val="0"/>
+                <w:sz w:val="19"/>
+              </w:rPr>
+              <w:t>CoT-SC</w:t>
+            </w:r>
+          </w:p>
+        </w:tc>
+        <w:tc>
+          <w:tcPr>
+            <w:tcW w:type="dxa" w:w="2351"/>
+            <w:tcBorders>
+              <w:top w:val="single" w:sz="4" w:color="000000"/>
+              <w:left w:val="single" w:sz="4" w:color="000000"/>
+              <w:bottom w:val="single" w:sz="4" w:color="000000"/>
+              <w:right w:val="single" w:sz="4" w:color="000000"/>
+            </w:tcBorders>
+          </w:tcPr>
+          <w:p>
+            <w:pPr>
+              <w:jc w:val="center"/>
+            </w:pPr>
+            <w:r/>
+            <w:r>
+              <w:rPr>
+                <w:rFonts w:ascii="Times New Roman" w:hAnsi="Times New Roman" w:eastAsia="宋体"/>
+                <w:b w:val="0"/>
+                <w:sz w:val="19"/>
+              </w:rPr>
+              <w:t>多条线性样本</w:t>
+            </w:r>
+          </w:p>
+        </w:tc>
+        <w:tc>
+          <w:tcPr>
+            <w:tcW w:type="dxa" w:w="2351"/>
+            <w:tcBorders>
+              <w:top w:val="single" w:sz="4" w:color="000000"/>
+              <w:left w:val="single" w:sz="4" w:color="000000"/>
+              <w:bottom w:val="single" w:sz="4" w:color="000000"/>
+              <w:right w:val="single" w:sz="4" w:color="000000"/>
+            </w:tcBorders>
+          </w:tcPr>
+          <w:p>
+            <w:pPr>
+              <w:jc w:val="center"/>
+            </w:pPr>
+            <w:r/>
+            <w:r>
+              <w:rPr>
+                <w:rFonts w:ascii="Times New Roman" w:hAnsi="Times New Roman" w:eastAsia="宋体"/>
+                <w:b w:val="0"/>
+                <w:sz w:val="19"/>
+              </w:rPr>
+              <w:t>隐式</w:t>
+            </w:r>
+          </w:p>
+        </w:tc>
+        <w:tc>
+          <w:tcPr>
+            <w:tcW w:type="dxa" w:w="2351"/>
+            <w:tcBorders>
+              <w:top w:val="single" w:sz="4" w:color="000000"/>
+              <w:left w:val="single" w:sz="4" w:color="000000"/>
+              <w:bottom w:val="single" w:sz="4" w:color="000000"/>
+              <w:right w:val="single" w:sz="4" w:color="000000"/>
+            </w:tcBorders>
+          </w:tcPr>
+          <w:p>
+            <w:pPr>
+              <w:jc w:val="center"/>
+            </w:pPr>
+            <w:r/>
+            <w:r>
+              <w:rPr>
+                <w:rFonts w:ascii="Times New Roman" w:hAnsi="Times New Roman" w:eastAsia="宋体"/>
+                <w:b w:val="0"/>
+                <w:sz w:val="19"/>
+              </w:rPr>
+              <w:t>否</w:t>
+            </w:r>
+          </w:p>
+        </w:tc>
+      </w:tr>
+      <w:tr>
+        <w:tc>
+          <w:tcPr>
+            <w:tcW w:type="dxa" w:w="2351"/>
+            <w:tcBorders>
+              <w:top w:val="single" w:sz="4" w:color="000000"/>
+              <w:left w:val="single" w:sz="4" w:color="000000"/>
+              <w:bottom w:val="single" w:sz="4" w:color="000000"/>
+              <w:right w:val="single" w:sz="4" w:color="000000"/>
+            </w:tcBorders>
+          </w:tcPr>
+          <w:p>
+            <w:pPr>
+              <w:jc w:val="center"/>
+            </w:pPr>
+            <w:r/>
+            <w:r>
+              <w:rPr>
+                <w:rFonts w:ascii="Times New Roman" w:hAnsi="Times New Roman" w:eastAsia="宋体"/>
+                <w:b w:val="0"/>
+                <w:sz w:val="19"/>
+              </w:rPr>
+              <w:t>ToT / GoT</w:t>
+            </w:r>
+          </w:p>
+        </w:tc>
+        <w:tc>
+          <w:tcPr>
+            <w:tcW w:type="dxa" w:w="2351"/>
+            <w:tcBorders>
+              <w:top w:val="single" w:sz="4" w:color="000000"/>
+              <w:left w:val="single" w:sz="4" w:color="000000"/>
+              <w:bottom w:val="single" w:sz="4" w:color="000000"/>
+              <w:right w:val="single" w:sz="4" w:color="000000"/>
+            </w:tcBorders>
+          </w:tcPr>
+          <w:p>
+            <w:pPr>
+              <w:jc w:val="center"/>
+            </w:pPr>
+            <w:r/>
+            <w:r>
+              <w:rPr>
+                <w:rFonts w:ascii="Times New Roman" w:hAnsi="Times New Roman" w:eastAsia="宋体"/>
+                <w:b w:val="0"/>
+                <w:sz w:val="19"/>
+              </w:rPr>
+              <w:t>树或图状thought</w:t>
+            </w:r>
+          </w:p>
+        </w:tc>
+        <w:tc>
+          <w:tcPr>
+            <w:tcW w:type="dxa" w:w="2351"/>
+            <w:tcBorders>
+              <w:top w:val="single" w:sz="4" w:color="000000"/>
+              <w:left w:val="single" w:sz="4" w:color="000000"/>
+              <w:bottom w:val="single" w:sz="4" w:color="000000"/>
+              <w:right w:val="single" w:sz="4" w:color="000000"/>
+            </w:tcBorders>
+          </w:tcPr>
+          <w:p>
+            <w:pPr>
+              <w:jc w:val="center"/>
+            </w:pPr>
+            <w:r/>
+            <w:r>
+              <w:rPr>
+                <w:rFonts w:ascii="Times New Roman" w:hAnsi="Times New Roman" w:eastAsia="宋体"/>
+                <w:b w:val="0"/>
+                <w:sz w:val="19"/>
+              </w:rPr>
+              <w:t>搜索/灵活</w:t>
+            </w:r>
+          </w:p>
+        </w:tc>
+        <w:tc>
+          <w:tcPr>
+            <w:tcW w:type="dxa" w:w="2351"/>
+            <w:tcBorders>
+              <w:top w:val="single" w:sz="4" w:color="000000"/>
+              <w:left w:val="single" w:sz="4" w:color="000000"/>
+              <w:bottom w:val="single" w:sz="4" w:color="000000"/>
+              <w:right w:val="single" w:sz="4" w:color="000000"/>
+            </w:tcBorders>
+          </w:tcPr>
+          <w:p>
+            <w:pPr>
+              <w:jc w:val="center"/>
+            </w:pPr>
+            <w:r/>
+            <w:r>
+              <w:rPr>
+                <w:rFonts w:ascii="Times New Roman" w:hAnsi="Times New Roman" w:eastAsia="宋体"/>
+                <w:b w:val="0"/>
+                <w:sz w:val="19"/>
+              </w:rPr>
+              <w:t>状态或thought节点</w:t>
+            </w:r>
+          </w:p>
+        </w:tc>
+      </w:tr>
+      <w:tr>
+        <w:tc>
+          <w:tcPr>
+            <w:tcW w:type="dxa" w:w="2351"/>
+            <w:tcBorders>
+              <w:top w:val="single" w:sz="4" w:color="000000"/>
+              <w:left w:val="single" w:sz="4" w:color="000000"/>
+              <w:bottom w:val="single" w:sz="4" w:color="000000"/>
+              <w:right w:val="single" w:sz="4" w:color="000000"/>
+            </w:tcBorders>
+          </w:tcPr>
+          <w:p>
+            <w:pPr>
+              <w:jc w:val="center"/>
+            </w:pPr>
+            <w:r/>
+            <w:r>
+              <w:rPr>
+                <w:rFonts w:ascii="Times New Roman" w:hAnsi="Times New Roman" w:eastAsia="宋体"/>
+                <w:b w:val="0"/>
+                <w:sz w:val="19"/>
+              </w:rPr>
+              <w:t>RwG / 图提示</w:t>
+            </w:r>
+          </w:p>
+        </w:tc>
+        <w:tc>
+          <w:tcPr>
+            <w:tcW w:type="dxa" w:w="2351"/>
+            <w:tcBorders>
+              <w:top w:val="single" w:sz="4" w:color="000000"/>
+              <w:left w:val="single" w:sz="4" w:color="000000"/>
+              <w:bottom w:val="single" w:sz="4" w:color="000000"/>
+              <w:right w:val="single" w:sz="4" w:color="000000"/>
+            </w:tcBorders>
+          </w:tcPr>
+          <w:p>
+            <w:pPr>
+              <w:jc w:val="center"/>
+            </w:pPr>
+            <w:r/>
+            <w:r>
+              <w:rPr>
+                <w:rFonts w:ascii="Times New Roman" w:hAnsi="Times New Roman" w:eastAsia="宋体"/>
+                <w:b w:val="0"/>
+                <w:sz w:val="19"/>
+              </w:rPr>
+              <w:t>实体/上下文图</w:t>
+            </w:r>
+          </w:p>
+        </w:tc>
+        <w:tc>
+          <w:tcPr>
+            <w:tcW w:type="dxa" w:w="2351"/>
+            <w:tcBorders>
+              <w:top w:val="single" w:sz="4" w:color="000000"/>
+              <w:left w:val="single" w:sz="4" w:color="000000"/>
+              <w:bottom w:val="single" w:sz="4" w:color="000000"/>
+              <w:right w:val="single" w:sz="4" w:color="000000"/>
+            </w:tcBorders>
+          </w:tcPr>
+          <w:p>
+            <w:pPr>
+              <w:jc w:val="center"/>
+            </w:pPr>
+            <w:r/>
+            <w:r>
+              <w:rPr>
+                <w:rFonts w:ascii="Times New Roman" w:hAnsi="Times New Roman" w:eastAsia="宋体"/>
+                <w:b w:val="0"/>
+                <w:sz w:val="19"/>
+              </w:rPr>
+              <w:t>prompt条件化</w:t>
+            </w:r>
+          </w:p>
+        </w:tc>
+        <w:tc>
+          <w:tcPr>
+            <w:tcW w:type="dxa" w:w="2351"/>
+            <w:tcBorders>
+              <w:top w:val="single" w:sz="4" w:color="000000"/>
+              <w:left w:val="single" w:sz="4" w:color="000000"/>
+              <w:bottom w:val="single" w:sz="4" w:color="000000"/>
+              <w:right w:val="single" w:sz="4" w:color="000000"/>
+            </w:tcBorders>
+          </w:tcPr>
+          <w:p>
+            <w:pPr>
+              <w:jc w:val="center"/>
+            </w:pPr>
+            <w:r/>
+            <w:r>
+              <w:rPr>
+                <w:rFonts w:ascii="Times New Roman" w:hAnsi="Times New Roman" w:eastAsia="宋体"/>
+                <w:b w:val="0"/>
+                <w:sz w:val="19"/>
+              </w:rPr>
+              <w:t>通常否</w:t>
+            </w:r>
+          </w:p>
+        </w:tc>
+      </w:tr>
+      <w:tr>
+        <w:tc>
+          <w:tcPr>
+            <w:tcW w:type="dxa" w:w="2351"/>
+            <w:tcBorders>
+              <w:top w:val="single" w:sz="4" w:color="000000"/>
+              <w:left w:val="single" w:sz="4" w:color="000000"/>
+              <w:bottom w:val="single" w:sz="4" w:color="000000"/>
+              <w:right w:val="single" w:sz="4" w:color="000000"/>
+            </w:tcBorders>
+          </w:tcPr>
+          <w:p>
+            <w:pPr>
+              <w:jc w:val="center"/>
+            </w:pPr>
+            <w:r/>
+            <w:r>
+              <w:rPr>
+                <w:rFonts w:ascii="Times New Roman" w:hAnsi="Times New Roman" w:eastAsia="宋体"/>
+                <w:b w:val="0"/>
+                <w:sz w:val="19"/>
+              </w:rPr>
+              <w:t>MoDeGraph-style</w:t>
+            </w:r>
+          </w:p>
+        </w:tc>
+        <w:tc>
+          <w:tcPr>
+            <w:tcW w:type="dxa" w:w="2351"/>
+            <w:tcBorders>
+              <w:top w:val="single" w:sz="4" w:color="000000"/>
+              <w:left w:val="single" w:sz="4" w:color="000000"/>
+              <w:bottom w:val="single" w:sz="4" w:color="000000"/>
+              <w:right w:val="single" w:sz="4" w:color="000000"/>
+            </w:tcBorders>
+          </w:tcPr>
+          <w:p>
+            <w:pPr>
+              <w:jc w:val="center"/>
+            </w:pPr>
+            <w:r/>
+            <w:r>
+              <w:rPr>
+                <w:rFonts w:ascii="Times New Roman" w:hAnsi="Times New Roman" w:eastAsia="宋体"/>
+                <w:b w:val="0"/>
+                <w:sz w:val="19"/>
+              </w:rPr>
+              <w:t>依赖图prompt</w:t>
+            </w:r>
+          </w:p>
+        </w:tc>
+        <w:tc>
+          <w:tcPr>
+            <w:tcW w:type="dxa" w:w="2351"/>
+            <w:tcBorders>
+              <w:top w:val="single" w:sz="4" w:color="000000"/>
+              <w:left w:val="single" w:sz="4" w:color="000000"/>
+              <w:bottom w:val="single" w:sz="4" w:color="000000"/>
+              <w:right w:val="single" w:sz="4" w:color="000000"/>
+            </w:tcBorders>
+          </w:tcPr>
+          <w:p>
+            <w:pPr>
+              <w:jc w:val="center"/>
+            </w:pPr>
+            <w:r/>
+            <w:r>
+              <w:rPr>
+                <w:rFonts w:ascii="Times New Roman" w:hAnsi="Times New Roman" w:eastAsia="宋体"/>
+                <w:b w:val="0"/>
+                <w:sz w:val="19"/>
+              </w:rPr>
+              <w:t>prompt条件化</w:t>
+            </w:r>
+          </w:p>
+        </w:tc>
+        <w:tc>
+          <w:tcPr>
+            <w:tcW w:type="dxa" w:w="2351"/>
+            <w:tcBorders>
+              <w:top w:val="single" w:sz="4" w:color="000000"/>
+              <w:left w:val="single" w:sz="4" w:color="000000"/>
+              <w:bottom w:val="single" w:sz="4" w:color="000000"/>
+              <w:right w:val="single" w:sz="4" w:color="000000"/>
+            </w:tcBorders>
+          </w:tcPr>
+          <w:p>
+            <w:pPr>
+              <w:jc w:val="center"/>
+            </w:pPr>
+            <w:r/>
+            <w:r>
+              <w:rPr>
+                <w:rFonts w:ascii="Times New Roman" w:hAnsi="Times New Roman" w:eastAsia="宋体"/>
+                <w:b w:val="0"/>
+                <w:sz w:val="19"/>
+              </w:rPr>
+              <w:t>实体/关系级</w:t>
+            </w:r>
+          </w:p>
+        </w:tc>
+      </w:tr>
+      <w:tr>
+        <w:tc>
+          <w:tcPr>
+            <w:tcW w:type="dxa" w:w="2351"/>
+            <w:tcBorders>
+              <w:top w:val="single" w:sz="4" w:color="000000"/>
+              <w:left w:val="single" w:sz="4" w:color="000000"/>
+              <w:bottom w:val="single" w:sz="4" w:color="000000"/>
+              <w:right w:val="single" w:sz="4" w:color="000000"/>
+            </w:tcBorders>
+          </w:tcPr>
+          <w:p>
+            <w:pPr>
+              <w:jc w:val="center"/>
+            </w:pPr>
+            <w:r/>
+            <w:r>
+              <w:rPr>
+                <w:rFonts w:ascii="Times New Roman" w:hAnsi="Times New Roman" w:eastAsia="宋体"/>
+                <w:b w:val="0"/>
+                <w:sz w:val="19"/>
+              </w:rPr>
+              <w:t>GERS</w:t>
+            </w:r>
+          </w:p>
+        </w:tc>
+        <w:tc>
+          <w:tcPr>
+            <w:tcW w:type="dxa" w:w="2351"/>
+            <w:tcBorders>
+              <w:top w:val="single" w:sz="4" w:color="000000"/>
+              <w:left w:val="single" w:sz="4" w:color="000000"/>
+              <w:bottom w:val="single" w:sz="4" w:color="000000"/>
+              <w:right w:val="single" w:sz="4" w:color="000000"/>
+            </w:tcBorders>
+          </w:tcPr>
+          <w:p>
+            <w:pPr>
+              <w:jc w:val="center"/>
+            </w:pPr>
+            <w:r/>
+            <w:r>
+              <w:rPr>
+                <w:rFonts w:ascii="Times New Roman" w:hAnsi="Times New Roman" w:eastAsia="宋体"/>
+                <w:b w:val="0"/>
+                <w:sz w:val="19"/>
+              </w:rPr>
+              <w:t>子问题DAG</w:t>
+            </w:r>
+          </w:p>
+        </w:tc>
+        <w:tc>
+          <w:tcPr>
+            <w:tcW w:type="dxa" w:w="2351"/>
+            <w:tcBorders>
+              <w:top w:val="single" w:sz="4" w:color="000000"/>
+              <w:left w:val="single" w:sz="4" w:color="000000"/>
+              <w:bottom w:val="single" w:sz="4" w:color="000000"/>
+              <w:right w:val="single" w:sz="4" w:color="000000"/>
+            </w:tcBorders>
+          </w:tcPr>
+          <w:p>
+            <w:pPr>
+              <w:jc w:val="center"/>
+            </w:pPr>
+            <w:r/>
+            <w:r>
+              <w:rPr>
+                <w:rFonts w:ascii="Times New Roman" w:hAnsi="Times New Roman" w:eastAsia="宋体"/>
+                <w:b w:val="0"/>
+                <w:sz w:val="19"/>
+              </w:rPr>
+              <w:t>拓扑执行</w:t>
+            </w:r>
+          </w:p>
+        </w:tc>
+        <w:tc>
+          <w:tcPr>
+            <w:tcW w:type="dxa" w:w="2351"/>
+            <w:tcBorders>
+              <w:top w:val="single" w:sz="4" w:color="000000"/>
+              <w:left w:val="single" w:sz="4" w:color="000000"/>
+              <w:bottom w:val="single" w:sz="4" w:color="000000"/>
+              <w:right w:val="single" w:sz="4" w:color="000000"/>
+            </w:tcBorders>
+          </w:tcPr>
+          <w:p>
+            <w:pPr>
+              <w:jc w:val="center"/>
+            </w:pPr>
+            <w:r/>
+            <w:r>
+              <w:rPr>
+                <w:rFonts w:ascii="Times New Roman" w:hAnsi="Times New Roman" w:eastAsia="宋体"/>
+                <w:b w:val="0"/>
+                <w:sz w:val="19"/>
+              </w:rPr>
+              <w:t>正反向核验</w:t>
+            </w:r>
+          </w:p>
+        </w:tc>
+      </w:tr>
+    </w:tbl>
+    <w:p>
+      <w:pPr>
+        <w:spacing w:after="40"/>
+      </w:pPr>
     </w:p>
     <w:p>
       <w:pPr>
@@ -261,7 +1007,7 @@
           <w:b w:val="0"/>
           <w:sz w:val="21"/>
         </w:rPr>
-        <w:t>GERS 推理流程（图1）：输入问题 Q + 上下文 C → ① 分解为子问题 {q_i} 及依赖 → ② 构建 DAG G=(V,E) → ③ 拓扑排序 τ → ④ 逐步执行生成子答案 a_i → ⑤ 汇总生成最终答案 A（答案类型回扣）→ ⑥ 一致性校验 S = 0.3·S_struct + 0.7·S_crossval →（GERS-SC：K 条 DAG 选 S 最高者）→ 输出 A + G + S。</w:t>
+        <w:t>GERS 推理流程（图1）：输入问题 Q + 上下文 C → ① 分解为子问题 {q_i} 及依赖 → ② 构建 DAG G=(V,E) → ③ 拓扑排序 τ → ④ 逐步执行生成子答案 a_i → ⑤ 汇总生成最终答案 A（答案类型回扣）→ ⑥ 计算交叉验证一致性分 S = 0.3·S_struct + 0.7·S_crossval → 输出 A + G + S。另设历史诊断基线 GERS-SC：采样 K 条 DAG 并用原始结构 CS 选优。</w:t>
       </w:r>
     </w:p>
     <w:p>
@@ -328,7 +1074,7 @@
           <w:b/>
           <w:sz w:val="24"/>
         </w:rPr>
-        <w:t>3.4 一致性校验与子答案双向交叉验证</w:t>
+        <w:t>3.4 一致性校验与子答案双向交叉核验</w:t>
       </w:r>
     </w:p>
     <w:p>
@@ -370,7 +1116,21 @@
           <w:b w:val="0"/>
           <w:sz w:val="21"/>
         </w:rPr>
-        <w:t>子答案双向交叉验证（核心创新）：以"最终答案 A + 上下文 C"为锚反向逐个重答子问题，得反向子答案 {a'_i}，对比正反向一致性：S_crossval = Σ w_i·1[match(a_i, a'_i)] / Σ w_i。反向 Prompt 要求"基于上下文独立重答，勿照抄最终答案"以缓解 confirmation bias。该机制为 DAG 独有。</w:t>
+        <w:t>子答案双向交叉核验（核心创新）：以"最终答案 A + 上下文 C"为锚反向逐个重答子问题，得反向子答案 {a'_i}，对比正反向一致性：S_crossval = Σ w_i·1[match(a_i, a'_i)] / Σ w_i。反向 Prompt 要求"基于上下文独立重答，勿照抄最终答案"以缓解 confirmation bias。显式 DAG 分解使该机制更直接、更可解释。</w:t>
+      </w:r>
+    </w:p>
+    <w:p>
+      <w:pPr>
+        <w:spacing w:after="120" w:line="360" w:lineRule="auto"/>
+        <w:ind w:firstLine="420"/>
+      </w:pPr>
+      <w:r>
+        <w:rPr>
+          <w:rFonts w:ascii="Times New Roman" w:hAnsi="Times New Roman" w:eastAsia="宋体"/>
+          <w:b w:val="0"/>
+          <w:sz w:val="21"/>
+        </w:rPr>
+        <w:t>confirmation bias 控制：由于反向验证默认可见最终答案 A，我们额外评测仅使用上下文、不使用答案锚点的反向验证变体。该变体得到 EM 0.300 / F1 0.414，CS 降至 0.646；默认设置为 EM 0.302 / F1 0.413 / CS 0.777。端任务结果基本不变，说明收益并非简单来自把最终答案喂回模型；但 CS 降低也说明答案锚点会提高内部一致性，不能把 CS 解释为事实正确性概率。</w:t>
       </w:r>
     </w:p>
     <w:p>
@@ -438,7 +1198,7 @@
           <w:b w:val="0"/>
           <w:sz w:val="21"/>
         </w:rPr>
-        <w:t>生成 K 条不同推理 DAG（分解温度 T∈{0.3,0.5,0.7}），用 CS 选得分最高者：A* = argmax_k S(G_k)。其有效性严格依赖 CS 具备区分度——双向交叉验证正是使其生效的前提。</w:t>
+        <w:t>生成 K 条不同推理 DAG（分解温度 T∈{0.3,0.5,0.7}），用 CS 选得分最高者：A* = argmax_k S(G_k)。主表中的 GERS-SC 使用原始结构分选优；其失效正是双向交叉核验的动机。是否用新的 cross-validated score 扩展完整 K 路选优，由于会进一步放大验证成本，留作未来工作。</w:t>
       </w:r>
     </w:p>
     <w:p>
@@ -478,7 +1238,7 @@
           <w:b w:val="0"/>
           <w:sz w:val="21"/>
         </w:rPr>
-        <w:t>数据集：HotpotQA（500 条，bridge 404 + comparison 96）；2WikiMultiHopQA（100 条，四类题型）。基线：Zero-Shot、Standard CoT、CoT-SC(N=3)、CoT-SC+GERS 重排。本文方法：GERS+自适应、GERS-SC(K=3)、GERS-CV（+双向交叉验证）、GERS-CV2（+置信度加权，最优）。模型 Qwen3-8B，4 worker 并行，零失败。指标：EM、F1、CS。所有主结果报告 bootstrap 95% CI 与 McNemar 检验。</w:t>
+        <w:t>数据集：HotpotQA（500 条，bridge 404 + comparison 96）作为主实验；2WikiMultiHopQA 作为边界分析，包括 100 条分题型诊断集与 300 条扩展检查。基线：Zero-Shot、Standard CoT、CoT-SC(N=3)、CoT-SC+GERS 重排、MoDeGraph-style 图提示基线。MoDeGraph-style 基线是依据公开方法描述实现的非官方版本，并非官方代码复现。本文方法：GERS+自适应、GERS-SC(K=3)、GERS-CV（+双向交叉核验）、GERS-CV2（+置信度加权，点估计最高）。模型 Qwen3-8B，4 worker 并行，零失败。指标：EM、F1、CS。主对比报告 EM/F1 差值的配对 bootstrap 95% CI，并对 EM 对错进行 McNemar 检验。</w:t>
       </w:r>
     </w:p>
     <w:p>
@@ -492,7 +1252,7 @@
           <w:b w:val="0"/>
           <w:sz w:val="21"/>
         </w:rPr>
-        <w:t>评估公平性保障：为避免评估链路缺陷扭曲对比，本文统一三项处理——(1) 修复 EM 双向子串匹配 bug（原使数值答案虚高）；(2) 所有方法采用统一简洁答案提取与归一化；(3) GERS 汇总强制答案类型回扣。这确保所有方法在同一公平口径下对比，GERS 增益来自方法本身而非评估偏差。</w:t>
+        <w:t>评估公平性保障：为降低评估链路缺陷扭曲对比的风险，本文统一三项处理——(1) 修复 EM 双向子串匹配 bug（原使数值答案虚高）；(2) 所有方法采用统一简洁答案提取与归一化；(3) GERS 汇总强制答案类型回扣。这些控制降低但不能完全消除 prompt 格式差异对比较的影响。</w:t>
       </w:r>
     </w:p>
     <w:p>
@@ -1066,6 +1826,108 @@
                 <w:b w:val="0"/>
                 <w:sz w:val="19"/>
               </w:rPr>
+              <w:t>MoDeGraph-style prompt</w:t>
+            </w:r>
+          </w:p>
+        </w:tc>
+        <w:tc>
+          <w:tcPr>
+            <w:tcW w:type="dxa" w:w="2351"/>
+            <w:tcBorders>
+              <w:top w:val="single" w:sz="4" w:color="000000"/>
+              <w:left w:val="single" w:sz="4" w:color="000000"/>
+              <w:bottom w:val="single" w:sz="4" w:color="000000"/>
+              <w:right w:val="single" w:sz="4" w:color="000000"/>
+            </w:tcBorders>
+          </w:tcPr>
+          <w:p>
+            <w:pPr>
+              <w:jc w:val="center"/>
+            </w:pPr>
+            <w:r/>
+            <w:r>
+              <w:rPr>
+                <w:rFonts w:ascii="Times New Roman" w:hAnsi="Times New Roman" w:eastAsia="宋体"/>
+                <w:b w:val="0"/>
+                <w:sz w:val="19"/>
+              </w:rPr>
+              <w:t>0.252</w:t>
+            </w:r>
+          </w:p>
+        </w:tc>
+        <w:tc>
+          <w:tcPr>
+            <w:tcW w:type="dxa" w:w="2351"/>
+            <w:tcBorders>
+              <w:top w:val="single" w:sz="4" w:color="000000"/>
+              <w:left w:val="single" w:sz="4" w:color="000000"/>
+              <w:bottom w:val="single" w:sz="4" w:color="000000"/>
+              <w:right w:val="single" w:sz="4" w:color="000000"/>
+            </w:tcBorders>
+          </w:tcPr>
+          <w:p>
+            <w:pPr>
+              <w:jc w:val="center"/>
+            </w:pPr>
+            <w:r/>
+            <w:r>
+              <w:rPr>
+                <w:rFonts w:ascii="Times New Roman" w:hAnsi="Times New Roman" w:eastAsia="宋体"/>
+                <w:b w:val="0"/>
+                <w:sz w:val="19"/>
+              </w:rPr>
+              <w:t>0.366</w:t>
+            </w:r>
+          </w:p>
+        </w:tc>
+        <w:tc>
+          <w:tcPr>
+            <w:tcW w:type="dxa" w:w="2351"/>
+            <w:tcBorders>
+              <w:top w:val="single" w:sz="4" w:color="000000"/>
+              <w:left w:val="single" w:sz="4" w:color="000000"/>
+              <w:bottom w:val="single" w:sz="4" w:color="000000"/>
+              <w:right w:val="single" w:sz="4" w:color="000000"/>
+            </w:tcBorders>
+          </w:tcPr>
+          <w:p>
+            <w:pPr>
+              <w:jc w:val="center"/>
+            </w:pPr>
+            <w:r/>
+            <w:r>
+              <w:rPr>
+                <w:rFonts w:ascii="Times New Roman" w:hAnsi="Times New Roman" w:eastAsia="宋体"/>
+                <w:b w:val="0"/>
+                <w:sz w:val="19"/>
+              </w:rPr>
+              <w:t>—</w:t>
+            </w:r>
+          </w:p>
+        </w:tc>
+      </w:tr>
+      <w:tr>
+        <w:tc>
+          <w:tcPr>
+            <w:tcW w:type="dxa" w:w="2351"/>
+            <w:tcBorders>
+              <w:top w:val="single" w:sz="4" w:color="000000"/>
+              <w:left w:val="single" w:sz="4" w:color="000000"/>
+              <w:bottom w:val="single" w:sz="4" w:color="000000"/>
+              <w:right w:val="single" w:sz="4" w:color="000000"/>
+            </w:tcBorders>
+          </w:tcPr>
+          <w:p>
+            <w:pPr>
+              <w:jc w:val="center"/>
+            </w:pPr>
+            <w:r/>
+            <w:r>
+              <w:rPr>
+                <w:rFonts w:ascii="Times New Roman" w:hAnsi="Times New Roman" w:eastAsia="宋体"/>
+                <w:b w:val="0"/>
+                <w:sz w:val="19"/>
+              </w:rPr>
               <w:t>GERS+自适应</w:t>
             </w:r>
           </w:p>
@@ -1270,7 +2132,7 @@
                 <w:b w:val="0"/>
                 <w:sz w:val="19"/>
               </w:rPr>
-              <w:t>GERS-CV（+双向交叉验证）</w:t>
+              <w:t>GERS-CV（+双向交叉核验）</w:t>
             </w:r>
           </w:p>
         </w:tc>
@@ -1469,7 +2331,7 @@
           <w:b w:val="0"/>
           <w:sz w:val="21"/>
         </w:rPr>
-        <w:t>GERS-CV2 取得最优 EM=0.302、F1=0.413，相比 CoT-SC EM +4pt、F1 +4pt。双向交叉验证（0.284→0.298）带来 +1.4pt EM 增益，是核心创新的直接贡献。HotpotQA 上 Zero-Shot（0.276）已接近 GERS，因上下文直接含答案证据压缩了结构化方法优势空间。</w:t>
+        <w:t>GERS-CV2 在本次运行中取得点估计最高 EM=0.302、F1=0.413，相比 CoT-SC EM +4pt、F1 +4pt，且 EM 对错的 McNemar 检验达到配对显著。它也高于本文非官方 MoDeGraph-style 图提示基线（F1 0.366），说明该 prompt-only 图实现是当前设置下的较弱基线，但不能外推到官方 MoDeGraph 或所有图推理系统。双向交叉核验（0.284→0.298）对应 +1.4pt EM 变化，是主要观察到的增益来源。HotpotQA 上 Zero-Shot（0.276）已接近 GERS，因上下文直接含答案证据压缩了结构化方法优势空间。</w:t>
       </w:r>
     </w:p>
     <w:p>
@@ -1493,16 +2355,17 @@
         <w:tblLook w:firstColumn="1" w:firstRow="1" w:lastColumn="0" w:lastRow="0" w:noHBand="0" w:noVBand="1" w:val="04A0"/>
       </w:tblPr>
       <w:tblGrid>
-        <w:gridCol w:w="1881"/>
-        <w:gridCol w:w="1881"/>
-        <w:gridCol w:w="1881"/>
-        <w:gridCol w:w="1881"/>
-        <w:gridCol w:w="1881"/>
+        <w:gridCol w:w="1568"/>
+        <w:gridCol w:w="1568"/>
+        <w:gridCol w:w="1568"/>
+        <w:gridCol w:w="1568"/>
+        <w:gridCol w:w="1568"/>
+        <w:gridCol w:w="1568"/>
       </w:tblGrid>
       <w:tr>
         <w:tc>
           <w:tcPr>
-            <w:tcW w:type="dxa" w:w="1881"/>
+            <w:tcW w:type="dxa" w:w="1568"/>
             <w:tcBorders>
               <w:top w:val="single" w:sz="4" w:color="000000"/>
               <w:left w:val="single" w:sz="4" w:color="000000"/>
@@ -1527,7 +2390,7 @@
         </w:tc>
         <w:tc>
           <w:tcPr>
-            <w:tcW w:type="dxa" w:w="1881"/>
+            <w:tcW w:type="dxa" w:w="1568"/>
             <w:tcBorders>
               <w:top w:val="single" w:sz="4" w:color="000000"/>
               <w:left w:val="single" w:sz="4" w:color="000000"/>
@@ -1552,7 +2415,7 @@
         </w:tc>
         <w:tc>
           <w:tcPr>
-            <w:tcW w:type="dxa" w:w="1881"/>
+            <w:tcW w:type="dxa" w:w="1568"/>
             <w:tcBorders>
               <w:top w:val="single" w:sz="4" w:color="000000"/>
               <w:left w:val="single" w:sz="4" w:color="000000"/>
@@ -1571,13 +2434,63 @@
                 <w:b/>
                 <w:sz w:val="19"/>
               </w:rPr>
-              <w:t>95% CI</w:t>
+              <w:t>EM 95% CI</w:t>
             </w:r>
           </w:p>
         </w:tc>
         <w:tc>
           <w:tcPr>
-            <w:tcW w:type="dxa" w:w="1881"/>
+            <w:tcW w:type="dxa" w:w="1568"/>
+            <w:tcBorders>
+              <w:top w:val="single" w:sz="4" w:color="000000"/>
+              <w:left w:val="single" w:sz="4" w:color="000000"/>
+              <w:bottom w:val="single" w:sz="4" w:color="000000"/>
+              <w:right w:val="single" w:sz="4" w:color="000000"/>
+            </w:tcBorders>
+          </w:tcPr>
+          <w:p>
+            <w:pPr>
+              <w:jc w:val="center"/>
+            </w:pPr>
+            <w:r/>
+            <w:r>
+              <w:rPr>
+                <w:rFonts w:ascii="Times New Roman" w:hAnsi="Times New Roman" w:eastAsia="宋体"/>
+                <w:b/>
+                <w:sz w:val="19"/>
+              </w:rPr>
+              <w:t>F1差值</w:t>
+            </w:r>
+          </w:p>
+        </w:tc>
+        <w:tc>
+          <w:tcPr>
+            <w:tcW w:type="dxa" w:w="1568"/>
+            <w:tcBorders>
+              <w:top w:val="single" w:sz="4" w:color="000000"/>
+              <w:left w:val="single" w:sz="4" w:color="000000"/>
+              <w:bottom w:val="single" w:sz="4" w:color="000000"/>
+              <w:right w:val="single" w:sz="4" w:color="000000"/>
+            </w:tcBorders>
+          </w:tcPr>
+          <w:p>
+            <w:pPr>
+              <w:jc w:val="center"/>
+            </w:pPr>
+            <w:r/>
+            <w:r>
+              <w:rPr>
+                <w:rFonts w:ascii="Times New Roman" w:hAnsi="Times New Roman" w:eastAsia="宋体"/>
+                <w:b/>
+                <w:sz w:val="19"/>
+              </w:rPr>
+              <w:t>F1 95% CI</w:t>
+            </w:r>
+          </w:p>
+        </w:tc>
+        <w:tc>
+          <w:tcPr>
+            <w:tcW w:type="dxa" w:w="1568"/>
             <w:tcBorders>
               <w:top w:val="single" w:sz="4" w:color="000000"/>
               <w:left w:val="single" w:sz="4" w:color="000000"/>
@@ -1600,36 +2513,11 @@
             </w:r>
           </w:p>
         </w:tc>
-        <w:tc>
-          <w:tcPr>
-            <w:tcW w:type="dxa" w:w="1881"/>
-            <w:tcBorders>
-              <w:top w:val="single" w:sz="4" w:color="000000"/>
-              <w:left w:val="single" w:sz="4" w:color="000000"/>
-              <w:bottom w:val="single" w:sz="4" w:color="000000"/>
-              <w:right w:val="single" w:sz="4" w:color="000000"/>
-            </w:tcBorders>
-          </w:tcPr>
-          <w:p>
-            <w:pPr>
-              <w:jc w:val="center"/>
-            </w:pPr>
-            <w:r/>
-            <w:r>
-              <w:rPr>
-                <w:rFonts w:ascii="Times New Roman" w:hAnsi="Times New Roman" w:eastAsia="宋体"/>
-                <w:b/>
-                <w:sz w:val="19"/>
-              </w:rPr>
-              <w:t>判定</w:t>
-            </w:r>
-          </w:p>
-        </w:tc>
       </w:tr>
       <w:tr>
         <w:tc>
           <w:tcPr>
-            <w:tcW w:type="dxa" w:w="1881"/>
+            <w:tcW w:type="dxa" w:w="1568"/>
             <w:tcBorders>
               <w:top w:val="single" w:sz="4" w:color="000000"/>
               <w:left w:val="single" w:sz="4" w:color="000000"/>
@@ -1654,7 +2542,7 @@
         </w:tc>
         <w:tc>
           <w:tcPr>
-            <w:tcW w:type="dxa" w:w="1881"/>
+            <w:tcW w:type="dxa" w:w="1568"/>
             <w:tcBorders>
               <w:top w:val="single" w:sz="4" w:color="000000"/>
               <w:left w:val="single" w:sz="4" w:color="000000"/>
@@ -1679,7 +2567,7 @@
         </w:tc>
         <w:tc>
           <w:tcPr>
-            <w:tcW w:type="dxa" w:w="1881"/>
+            <w:tcW w:type="dxa" w:w="1568"/>
             <w:tcBorders>
               <w:top w:val="single" w:sz="4" w:color="000000"/>
               <w:left w:val="single" w:sz="4" w:color="000000"/>
@@ -1698,13 +2586,63 @@
                 <w:b w:val="0"/>
                 <w:sz w:val="19"/>
               </w:rPr>
-              <w:t>[-0.014, +0.096]</w:t>
+              <w:t>[-0.014,+0.096]</w:t>
             </w:r>
           </w:p>
         </w:tc>
         <w:tc>
           <w:tcPr>
-            <w:tcW w:type="dxa" w:w="1881"/>
+            <w:tcW w:type="dxa" w:w="1568"/>
+            <w:tcBorders>
+              <w:top w:val="single" w:sz="4" w:color="000000"/>
+              <w:left w:val="single" w:sz="4" w:color="000000"/>
+              <w:bottom w:val="single" w:sz="4" w:color="000000"/>
+              <w:right w:val="single" w:sz="4" w:color="000000"/>
+            </w:tcBorders>
+          </w:tcPr>
+          <w:p>
+            <w:pPr>
+              <w:jc w:val="center"/>
+            </w:pPr>
+            <w:r/>
+            <w:r>
+              <w:rPr>
+                <w:rFonts w:ascii="Times New Roman" w:hAnsi="Times New Roman" w:eastAsia="宋体"/>
+                <w:b w:val="0"/>
+                <w:sz w:val="19"/>
+              </w:rPr>
+              <w:t>+0.041</w:t>
+            </w:r>
+          </w:p>
+        </w:tc>
+        <w:tc>
+          <w:tcPr>
+            <w:tcW w:type="dxa" w:w="1568"/>
+            <w:tcBorders>
+              <w:top w:val="single" w:sz="4" w:color="000000"/>
+              <w:left w:val="single" w:sz="4" w:color="000000"/>
+              <w:bottom w:val="single" w:sz="4" w:color="000000"/>
+              <w:right w:val="single" w:sz="4" w:color="000000"/>
+            </w:tcBorders>
+          </w:tcPr>
+          <w:p>
+            <w:pPr>
+              <w:jc w:val="center"/>
+            </w:pPr>
+            <w:r/>
+            <w:r>
+              <w:rPr>
+                <w:rFonts w:ascii="Times New Roman" w:hAnsi="Times New Roman" w:eastAsia="宋体"/>
+                <w:b w:val="0"/>
+                <w:sz w:val="19"/>
+              </w:rPr>
+              <w:t>[-0.014,+0.095]</w:t>
+            </w:r>
+          </w:p>
+        </w:tc>
+        <w:tc>
+          <w:tcPr>
+            <w:tcW w:type="dxa" w:w="1568"/>
             <w:tcBorders>
               <w:top w:val="single" w:sz="4" w:color="000000"/>
               <w:left w:val="single" w:sz="4" w:color="000000"/>
@@ -1727,36 +2665,11 @@
             </w:r>
           </w:p>
         </w:tc>
-        <w:tc>
-          <w:tcPr>
-            <w:tcW w:type="dxa" w:w="1881"/>
-            <w:tcBorders>
-              <w:top w:val="single" w:sz="4" w:color="000000"/>
-              <w:left w:val="single" w:sz="4" w:color="000000"/>
-              <w:bottom w:val="single" w:sz="4" w:color="000000"/>
-              <w:right w:val="single" w:sz="4" w:color="000000"/>
-            </w:tcBorders>
-          </w:tcPr>
-          <w:p>
-            <w:pPr>
-              <w:jc w:val="center"/>
-            </w:pPr>
-            <w:r/>
-            <w:r>
-              <w:rPr>
-                <w:rFonts w:ascii="Times New Roman" w:hAnsi="Times New Roman" w:eastAsia="宋体"/>
-                <w:b w:val="0"/>
-                <w:sz w:val="19"/>
-              </w:rPr>
-              <w:t>McNemar显著/CI微跨0</w:t>
-            </w:r>
-          </w:p>
-        </w:tc>
       </w:tr>
       <w:tr>
         <w:tc>
           <w:tcPr>
-            <w:tcW w:type="dxa" w:w="1881"/>
+            <w:tcW w:type="dxa" w:w="1568"/>
             <w:tcBorders>
               <w:top w:val="single" w:sz="4" w:color="000000"/>
               <w:left w:val="single" w:sz="4" w:color="000000"/>
@@ -1781,7 +2694,7 @@
         </w:tc>
         <w:tc>
           <w:tcPr>
-            <w:tcW w:type="dxa" w:w="1881"/>
+            <w:tcW w:type="dxa" w:w="1568"/>
             <w:tcBorders>
               <w:top w:val="single" w:sz="4" w:color="000000"/>
               <w:left w:val="single" w:sz="4" w:color="000000"/>
@@ -1806,7 +2719,7 @@
         </w:tc>
         <w:tc>
           <w:tcPr>
-            <w:tcW w:type="dxa" w:w="1881"/>
+            <w:tcW w:type="dxa" w:w="1568"/>
             <w:tcBorders>
               <w:top w:val="single" w:sz="4" w:color="000000"/>
               <w:left w:val="single" w:sz="4" w:color="000000"/>
@@ -1825,13 +2738,63 @@
                 <w:b w:val="0"/>
                 <w:sz w:val="19"/>
               </w:rPr>
-              <w:t>[-0.018, +0.094]</w:t>
+              <w:t>[-0.018,+0.094]</w:t>
             </w:r>
           </w:p>
         </w:tc>
         <w:tc>
           <w:tcPr>
-            <w:tcW w:type="dxa" w:w="1881"/>
+            <w:tcW w:type="dxa" w:w="1568"/>
+            <w:tcBorders>
+              <w:top w:val="single" w:sz="4" w:color="000000"/>
+              <w:left w:val="single" w:sz="4" w:color="000000"/>
+              <w:bottom w:val="single" w:sz="4" w:color="000000"/>
+              <w:right w:val="single" w:sz="4" w:color="000000"/>
+            </w:tcBorders>
+          </w:tcPr>
+          <w:p>
+            <w:pPr>
+              <w:jc w:val="center"/>
+            </w:pPr>
+            <w:r/>
+            <w:r>
+              <w:rPr>
+                <w:rFonts w:ascii="Times New Roman" w:hAnsi="Times New Roman" w:eastAsia="宋体"/>
+                <w:b w:val="0"/>
+                <w:sz w:val="19"/>
+              </w:rPr>
+              <w:t>+0.045</w:t>
+            </w:r>
+          </w:p>
+        </w:tc>
+        <w:tc>
+          <w:tcPr>
+            <w:tcW w:type="dxa" w:w="1568"/>
+            <w:tcBorders>
+              <w:top w:val="single" w:sz="4" w:color="000000"/>
+              <w:left w:val="single" w:sz="4" w:color="000000"/>
+              <w:bottom w:val="single" w:sz="4" w:color="000000"/>
+              <w:right w:val="single" w:sz="4" w:color="000000"/>
+            </w:tcBorders>
+          </w:tcPr>
+          <w:p>
+            <w:pPr>
+              <w:jc w:val="center"/>
+            </w:pPr>
+            <w:r/>
+            <w:r>
+              <w:rPr>
+                <w:rFonts w:ascii="Times New Roman" w:hAnsi="Times New Roman" w:eastAsia="宋体"/>
+                <w:b w:val="0"/>
+                <w:sz w:val="19"/>
+              </w:rPr>
+              <w:t>[-0.009,+0.099]</w:t>
+            </w:r>
+          </w:p>
+        </w:tc>
+        <w:tc>
+          <w:tcPr>
+            <w:tcW w:type="dxa" w:w="1568"/>
             <w:tcBorders>
               <w:top w:val="single" w:sz="4" w:color="000000"/>
               <w:left w:val="single" w:sz="4" w:color="000000"/>
@@ -1854,36 +2817,11 @@
             </w:r>
           </w:p>
         </w:tc>
-        <w:tc>
-          <w:tcPr>
-            <w:tcW w:type="dxa" w:w="1881"/>
-            <w:tcBorders>
-              <w:top w:val="single" w:sz="4" w:color="000000"/>
-              <w:left w:val="single" w:sz="4" w:color="000000"/>
-              <w:bottom w:val="single" w:sz="4" w:color="000000"/>
-              <w:right w:val="single" w:sz="4" w:color="000000"/>
-            </w:tcBorders>
-          </w:tcPr>
-          <w:p>
-            <w:pPr>
-              <w:jc w:val="center"/>
-            </w:pPr>
-            <w:r/>
-            <w:r>
-              <w:rPr>
-                <w:rFonts w:ascii="Times New Roman" w:hAnsi="Times New Roman" w:eastAsia="宋体"/>
-                <w:b w:val="0"/>
-                <w:sz w:val="19"/>
-              </w:rPr>
-              <w:t>McNemar显著/CI微跨0</w:t>
-            </w:r>
-          </w:p>
-        </w:tc>
       </w:tr>
       <w:tr>
         <w:tc>
           <w:tcPr>
-            <w:tcW w:type="dxa" w:w="1881"/>
+            <w:tcW w:type="dxa" w:w="1568"/>
             <w:tcBorders>
               <w:top w:val="single" w:sz="4" w:color="000000"/>
               <w:left w:val="single" w:sz="4" w:color="000000"/>
@@ -1908,7 +2846,7 @@
         </w:tc>
         <w:tc>
           <w:tcPr>
-            <w:tcW w:type="dxa" w:w="1881"/>
+            <w:tcW w:type="dxa" w:w="1568"/>
             <w:tcBorders>
               <w:top w:val="single" w:sz="4" w:color="000000"/>
               <w:left w:val="single" w:sz="4" w:color="000000"/>
@@ -1933,7 +2871,7 @@
         </w:tc>
         <w:tc>
           <w:tcPr>
-            <w:tcW w:type="dxa" w:w="1881"/>
+            <w:tcW w:type="dxa" w:w="1568"/>
             <w:tcBorders>
               <w:top w:val="single" w:sz="4" w:color="000000"/>
               <w:left w:val="single" w:sz="4" w:color="000000"/>
@@ -1952,13 +2890,63 @@
                 <w:b w:val="0"/>
                 <w:sz w:val="19"/>
               </w:rPr>
-              <w:t>[-0.034, +0.076]</w:t>
+              <w:t>[-0.034,+0.076]</w:t>
             </w:r>
           </w:p>
         </w:tc>
         <w:tc>
           <w:tcPr>
-            <w:tcW w:type="dxa" w:w="1881"/>
+            <w:tcW w:type="dxa" w:w="1568"/>
+            <w:tcBorders>
+              <w:top w:val="single" w:sz="4" w:color="000000"/>
+              <w:left w:val="single" w:sz="4" w:color="000000"/>
+              <w:bottom w:val="single" w:sz="4" w:color="000000"/>
+              <w:right w:val="single" w:sz="4" w:color="000000"/>
+            </w:tcBorders>
+          </w:tcPr>
+          <w:p>
+            <w:pPr>
+              <w:jc w:val="center"/>
+            </w:pPr>
+            <w:r/>
+            <w:r>
+              <w:rPr>
+                <w:rFonts w:ascii="Times New Roman" w:hAnsi="Times New Roman" w:eastAsia="宋体"/>
+                <w:b w:val="0"/>
+                <w:sz w:val="19"/>
+              </w:rPr>
+              <w:t>+0.025</w:t>
+            </w:r>
+          </w:p>
+        </w:tc>
+        <w:tc>
+          <w:tcPr>
+            <w:tcW w:type="dxa" w:w="1568"/>
+            <w:tcBorders>
+              <w:top w:val="single" w:sz="4" w:color="000000"/>
+              <w:left w:val="single" w:sz="4" w:color="000000"/>
+              <w:bottom w:val="single" w:sz="4" w:color="000000"/>
+              <w:right w:val="single" w:sz="4" w:color="000000"/>
+            </w:tcBorders>
+          </w:tcPr>
+          <w:p>
+            <w:pPr>
+              <w:jc w:val="center"/>
+            </w:pPr>
+            <w:r/>
+            <w:r>
+              <w:rPr>
+                <w:rFonts w:ascii="Times New Roman" w:hAnsi="Times New Roman" w:eastAsia="宋体"/>
+                <w:b w:val="0"/>
+                <w:sz w:val="19"/>
+              </w:rPr>
+              <w:t>[-0.029,+0.079]</w:t>
+            </w:r>
+          </w:p>
+        </w:tc>
+        <w:tc>
+          <w:tcPr>
+            <w:tcW w:type="dxa" w:w="1568"/>
             <w:tcBorders>
               <w:top w:val="single" w:sz="4" w:color="000000"/>
               <w:left w:val="single" w:sz="4" w:color="000000"/>
@@ -1981,158 +2969,6 @@
             </w:r>
           </w:p>
         </w:tc>
-        <w:tc>
-          <w:tcPr>
-            <w:tcW w:type="dxa" w:w="1881"/>
-            <w:tcBorders>
-              <w:top w:val="single" w:sz="4" w:color="000000"/>
-              <w:left w:val="single" w:sz="4" w:color="000000"/>
-              <w:bottom w:val="single" w:sz="4" w:color="000000"/>
-              <w:right w:val="single" w:sz="4" w:color="000000"/>
-            </w:tcBorders>
-          </w:tcPr>
-          <w:p>
-            <w:pPr>
-              <w:jc w:val="center"/>
-            </w:pPr>
-            <w:r/>
-            <w:r>
-              <w:rPr>
-                <w:rFonts w:ascii="Times New Roman" w:hAnsi="Times New Roman" w:eastAsia="宋体"/>
-                <w:b w:val="0"/>
-                <w:sz w:val="19"/>
-              </w:rPr>
-              <w:t>不显著</w:t>
-            </w:r>
-          </w:p>
-        </w:tc>
-      </w:tr>
-      <w:tr>
-        <w:tc>
-          <w:tcPr>
-            <w:tcW w:type="dxa" w:w="1881"/>
-            <w:tcBorders>
-              <w:top w:val="single" w:sz="4" w:color="000000"/>
-              <w:left w:val="single" w:sz="4" w:color="000000"/>
-              <w:bottom w:val="single" w:sz="4" w:color="000000"/>
-              <w:right w:val="single" w:sz="4" w:color="000000"/>
-            </w:tcBorders>
-          </w:tcPr>
-          <w:p>
-            <w:pPr>
-              <w:jc w:val="center"/>
-            </w:pPr>
-            <w:r/>
-            <w:r>
-              <w:rPr>
-                <w:rFonts w:ascii="Times New Roman" w:hAnsi="Times New Roman" w:eastAsia="宋体"/>
-                <w:b w:val="0"/>
-                <w:sz w:val="19"/>
-              </w:rPr>
-              <w:t>CoT-SC vs StdCoT</w:t>
-            </w:r>
-          </w:p>
-        </w:tc>
-        <w:tc>
-          <w:tcPr>
-            <w:tcW w:type="dxa" w:w="1881"/>
-            <w:tcBorders>
-              <w:top w:val="single" w:sz="4" w:color="000000"/>
-              <w:left w:val="single" w:sz="4" w:color="000000"/>
-              <w:bottom w:val="single" w:sz="4" w:color="000000"/>
-              <w:right w:val="single" w:sz="4" w:color="000000"/>
-            </w:tcBorders>
-          </w:tcPr>
-          <w:p>
-            <w:pPr>
-              <w:jc w:val="center"/>
-            </w:pPr>
-            <w:r/>
-            <w:r>
-              <w:rPr>
-                <w:rFonts w:ascii="Times New Roman" w:hAnsi="Times New Roman" w:eastAsia="宋体"/>
-                <w:b w:val="0"/>
-                <w:sz w:val="19"/>
-              </w:rPr>
-              <w:t>+0.030</w:t>
-            </w:r>
-          </w:p>
-        </w:tc>
-        <w:tc>
-          <w:tcPr>
-            <w:tcW w:type="dxa" w:w="1881"/>
-            <w:tcBorders>
-              <w:top w:val="single" w:sz="4" w:color="000000"/>
-              <w:left w:val="single" w:sz="4" w:color="000000"/>
-              <w:bottom w:val="single" w:sz="4" w:color="000000"/>
-              <w:right w:val="single" w:sz="4" w:color="000000"/>
-            </w:tcBorders>
-          </w:tcPr>
-          <w:p>
-            <w:pPr>
-              <w:jc w:val="center"/>
-            </w:pPr>
-            <w:r/>
-            <w:r>
-              <w:rPr>
-                <w:rFonts w:ascii="Times New Roman" w:hAnsi="Times New Roman" w:eastAsia="宋体"/>
-                <w:b w:val="0"/>
-                <w:sz w:val="19"/>
-              </w:rPr>
-              <w:t>[-0.020, +0.080]</w:t>
-            </w:r>
-          </w:p>
-        </w:tc>
-        <w:tc>
-          <w:tcPr>
-            <w:tcW w:type="dxa" w:w="1881"/>
-            <w:tcBorders>
-              <w:top w:val="single" w:sz="4" w:color="000000"/>
-              <w:left w:val="single" w:sz="4" w:color="000000"/>
-              <w:bottom w:val="single" w:sz="4" w:color="000000"/>
-              <w:right w:val="single" w:sz="4" w:color="000000"/>
-            </w:tcBorders>
-          </w:tcPr>
-          <w:p>
-            <w:pPr>
-              <w:jc w:val="center"/>
-            </w:pPr>
-            <w:r/>
-            <w:r>
-              <w:rPr>
-                <w:rFonts w:ascii="Times New Roman" w:hAnsi="Times New Roman" w:eastAsia="宋体"/>
-                <w:b w:val="0"/>
-                <w:sz w:val="19"/>
-              </w:rPr>
-              <w:t>0.453</w:t>
-            </w:r>
-          </w:p>
-        </w:tc>
-        <w:tc>
-          <w:tcPr>
-            <w:tcW w:type="dxa" w:w="1881"/>
-            <w:tcBorders>
-              <w:top w:val="single" w:sz="4" w:color="000000"/>
-              <w:left w:val="single" w:sz="4" w:color="000000"/>
-              <w:bottom w:val="single" w:sz="4" w:color="000000"/>
-              <w:right w:val="single" w:sz="4" w:color="000000"/>
-            </w:tcBorders>
-          </w:tcPr>
-          <w:p>
-            <w:pPr>
-              <w:jc w:val="center"/>
-            </w:pPr>
-            <w:r/>
-            <w:r>
-              <w:rPr>
-                <w:rFonts w:ascii="Times New Roman" w:hAnsi="Times New Roman" w:eastAsia="宋体"/>
-                <w:b w:val="0"/>
-                <w:sz w:val="19"/>
-              </w:rPr>
-              <w:t>不显著</w:t>
-            </w:r>
-          </w:p>
-        </w:tc>
       </w:tr>
     </w:tbl>
     <w:p>
@@ -2151,7 +2987,7 @@
           <w:b w:val="0"/>
           <w:sz w:val="21"/>
         </w:rPr>
-        <w:t>GERS-CV2 McNemar 显著优于 CoT-SC（p=0.029），但 bootstrap 95% CI 微跨零。本文如实报告"配对显著、效应量临界"状态。未引入双向交叉验证的 GERS-SC（p=0.275）不显著，反向印证核心创新有效性。</w:t>
+        <w:t>GERS-CV2 在 EM 对错的 McNemar 检验上显著优于 CoT-SC（p=0.029），但 EM 与 F1 的配对 bootstrap 95% CI 均微跨零。本文如实报告"对错配对显著、效应量临界"状态。未引入双向交叉核验的 GERS-SC（p=0.275）不显著，与核心机制的贡献方向一致。</w:t>
       </w:r>
     </w:p>
     <w:p>
@@ -2470,7 +3306,7 @@
                 <w:b w:val="0"/>
                 <w:sz w:val="19"/>
               </w:rPr>
-              <w:t>新CS（+双向交叉验证, GERS-CV）</w:t>
+              <w:t>新CS（+双向交叉核验, GERS-CV）</w:t>
             </w:r>
           </w:p>
         </w:tc>
@@ -2719,7 +3555,7 @@
           <w:b w:val="0"/>
           <w:sz w:val="21"/>
         </w:rPr>
-        <w:t>旧 CS 完全失效（区分度 -0.0035，反向噪声，分布聚集）。双向交叉验证成功修复（区分度 +0.0847，正向有效，分布拉开）。这是本文最硬的贡献证据——CS 从"无区分的图论指标"变为"有效的推理质量信号"，且为 DAG 独有。</w:t>
+        <w:t>旧 CS 基本失效（区分度 -0.0035，反向噪声，分布聚集）。双向交叉核验修复了信号方向与幅度（区分度 +0.0847，分布拉开），但该信号仍不是正确性验证器。以 EM 对错为标签，旧结构 CS 的 AUROC 为 0.498，GERS-CV 为 0.581，GERS-CV2 为 0.589。GERS-CV2 中 250 条样本得到 CS=1.0，但其中 156 条仍为 EM 错误，说明内部自洽并不保证事实正确。</w:t>
       </w:r>
     </w:p>
     <w:p>
@@ -3414,7 +4250,21 @@
           <w:b w:val="0"/>
           <w:sz w:val="21"/>
         </w:rPr>
-        <w:t>comparison（纯对比题）：GERS-CV2 F1=0.775 与 Standard CoT 接近，DAG 拓扑分解有效拆解对比双方。bridge_comparison（桥接对比题）：GERS 短板（0.524 vs 0.905），子问题错误传播导致。双向交叉验证将 bridge_comparison F1 从 0.476（无CV）提升至 0.524，部分缓解但未根除，剩余差距源于真实推理错误传播。</w:t>
+        <w:t>comparison（纯对比题）：GERS-CV2 F1=0.775 与 Standard CoT 接近，DAG 拓扑分解有效拆解对比双方。bridge_comparison（桥接对比题）：GERS 短板（0.524 vs 0.905），子问题错误传播导致。双向交叉核验将 bridge_comparison F1 从 0.476（无CV）提升至 0.524，部分缓解但未根除，剩余差距源于真实推理错误传播。</w:t>
+      </w:r>
+    </w:p>
+    <w:p>
+      <w:pPr>
+        <w:spacing w:after="120" w:line="360" w:lineRule="auto"/>
+        <w:ind w:firstLine="420"/>
+      </w:pPr>
+      <w:r>
+        <w:rPr>
+          <w:rFonts w:ascii="Times New Roman" w:hAnsi="Times New Roman" w:eastAsia="宋体"/>
+          <w:b w:val="0"/>
+          <w:sz w:val="21"/>
+        </w:rPr>
+        <w:t>证据约束验证（诊断实验）：前100条样本上，grounded 变体要求反向子答案引用上下文证据。HotpotQA 上 F1 基本持平/微升（GERS-CV2 0.451 vs grounded 0.455），CS 从 0.781 降至 0.730；2Wiki 上整体 F1 基本持平（0.469 vs 0.463），并在同一诊断重跑内将 bridge_comparison F1 从 0.524 提升到 0.571，但其他题型有抵消。由于这是单独诊断重跑，其分题型数值只应与同表 GERS-CV2 对比，不应和主 2Wiki n=100 分题型表混用。说明 evidence grounding 能抑制虚高 CS 并局部缓解桥接错误，但尚不足以形成稳定整体增益。</w:t>
       </w:r>
     </w:p>
     <w:p>
@@ -3451,15 +4301,16 @@
         <w:tblLook w:firstColumn="1" w:firstRow="1" w:lastColumn="0" w:lastRow="0" w:noHBand="0" w:noVBand="1" w:val="04A0"/>
       </w:tblPr>
       <w:tblGrid>
-        <w:gridCol w:w="2351"/>
-        <w:gridCol w:w="2351"/>
-        <w:gridCol w:w="2351"/>
-        <w:gridCol w:w="2351"/>
+        <w:gridCol w:w="1881"/>
+        <w:gridCol w:w="1881"/>
+        <w:gridCol w:w="1881"/>
+        <w:gridCol w:w="1881"/>
+        <w:gridCol w:w="1881"/>
       </w:tblGrid>
       <w:tr>
         <w:tc>
           <w:tcPr>
-            <w:tcW w:type="dxa" w:w="2351"/>
+            <w:tcW w:type="dxa" w:w="1881"/>
             <w:tcBorders>
               <w:top w:val="single" w:sz="4" w:color="000000"/>
               <w:left w:val="single" w:sz="4" w:color="000000"/>
@@ -3484,7 +4335,32 @@
         </w:tc>
         <w:tc>
           <w:tcPr>
-            <w:tcW w:type="dxa" w:w="2351"/>
+            <w:tcW w:type="dxa" w:w="1881"/>
+            <w:tcBorders>
+              <w:top w:val="single" w:sz="4" w:color="000000"/>
+              <w:left w:val="single" w:sz="4" w:color="000000"/>
+              <w:bottom w:val="single" w:sz="4" w:color="000000"/>
+              <w:right w:val="single" w:sz="4" w:color="000000"/>
+            </w:tcBorders>
+          </w:tcPr>
+          <w:p>
+            <w:pPr>
+              <w:jc w:val="center"/>
+            </w:pPr>
+            <w:r/>
+            <w:r>
+              <w:rPr>
+                <w:rFonts w:ascii="Times New Roman" w:hAnsi="Times New Roman" w:eastAsia="宋体"/>
+                <w:b/>
+                <w:sz w:val="19"/>
+              </w:rPr>
+              <w:t>估计LLM调用/题</w:t>
+            </w:r>
+          </w:p>
+        </w:tc>
+        <w:tc>
+          <w:tcPr>
+            <w:tcW w:type="dxa" w:w="1881"/>
             <w:tcBorders>
               <w:top w:val="single" w:sz="4" w:color="000000"/>
               <w:left w:val="single" w:sz="4" w:color="000000"/>
@@ -3509,7 +4385,7 @@
         </w:tc>
         <w:tc>
           <w:tcPr>
-            <w:tcW w:type="dxa" w:w="2351"/>
+            <w:tcW w:type="dxa" w:w="1881"/>
             <w:tcBorders>
               <w:top w:val="single" w:sz="4" w:color="000000"/>
               <w:left w:val="single" w:sz="4" w:color="000000"/>
@@ -3534,7 +4410,7 @@
         </w:tc>
         <w:tc>
           <w:tcPr>
-            <w:tcW w:type="dxa" w:w="2351"/>
+            <w:tcW w:type="dxa" w:w="1881"/>
             <w:tcBorders>
               <w:top w:val="single" w:sz="4" w:color="000000"/>
               <w:left w:val="single" w:sz="4" w:color="000000"/>
@@ -3561,7 +4437,7 @@
       <w:tr>
         <w:tc>
           <w:tcPr>
-            <w:tcW w:type="dxa" w:w="2351"/>
+            <w:tcW w:type="dxa" w:w="1881"/>
             <w:tcBorders>
               <w:top w:val="single" w:sz="4" w:color="000000"/>
               <w:left w:val="single" w:sz="4" w:color="000000"/>
@@ -3586,7 +4462,32 @@
         </w:tc>
         <w:tc>
           <w:tcPr>
-            <w:tcW w:type="dxa" w:w="2351"/>
+            <w:tcW w:type="dxa" w:w="1881"/>
+            <w:tcBorders>
+              <w:top w:val="single" w:sz="4" w:color="000000"/>
+              <w:left w:val="single" w:sz="4" w:color="000000"/>
+              <w:bottom w:val="single" w:sz="4" w:color="000000"/>
+              <w:right w:val="single" w:sz="4" w:color="000000"/>
+            </w:tcBorders>
+          </w:tcPr>
+          <w:p>
+            <w:pPr>
+              <w:jc w:val="center"/>
+            </w:pPr>
+            <w:r/>
+            <w:r>
+              <w:rPr>
+                <w:rFonts w:ascii="Times New Roman" w:hAnsi="Times New Roman" w:eastAsia="宋体"/>
+                <w:b w:val="0"/>
+                <w:sz w:val="19"/>
+              </w:rPr>
+              <w:t>1</w:t>
+            </w:r>
+          </w:p>
+        </w:tc>
+        <w:tc>
+          <w:tcPr>
+            <w:tcW w:type="dxa" w:w="1881"/>
             <w:tcBorders>
               <w:top w:val="single" w:sz="4" w:color="000000"/>
               <w:left w:val="single" w:sz="4" w:color="000000"/>
@@ -3611,7 +4512,7 @@
         </w:tc>
         <w:tc>
           <w:tcPr>
-            <w:tcW w:type="dxa" w:w="2351"/>
+            <w:tcW w:type="dxa" w:w="1881"/>
             <w:tcBorders>
               <w:top w:val="single" w:sz="4" w:color="000000"/>
               <w:left w:val="single" w:sz="4" w:color="000000"/>
@@ -3636,7 +4537,7 @@
         </w:tc>
         <w:tc>
           <w:tcPr>
-            <w:tcW w:type="dxa" w:w="2351"/>
+            <w:tcW w:type="dxa" w:w="1881"/>
             <w:tcBorders>
               <w:top w:val="single" w:sz="4" w:color="000000"/>
               <w:left w:val="single" w:sz="4" w:color="000000"/>
@@ -3663,7 +4564,7 @@
       <w:tr>
         <w:tc>
           <w:tcPr>
-            <w:tcW w:type="dxa" w:w="2351"/>
+            <w:tcW w:type="dxa" w:w="1881"/>
             <w:tcBorders>
               <w:top w:val="single" w:sz="4" w:color="000000"/>
               <w:left w:val="single" w:sz="4" w:color="000000"/>
@@ -3688,7 +4589,32 @@
         </w:tc>
         <w:tc>
           <w:tcPr>
-            <w:tcW w:type="dxa" w:w="2351"/>
+            <w:tcW w:type="dxa" w:w="1881"/>
+            <w:tcBorders>
+              <w:top w:val="single" w:sz="4" w:color="000000"/>
+              <w:left w:val="single" w:sz="4" w:color="000000"/>
+              <w:bottom w:val="single" w:sz="4" w:color="000000"/>
+              <w:right w:val="single" w:sz="4" w:color="000000"/>
+            </w:tcBorders>
+          </w:tcPr>
+          <w:p>
+            <w:pPr>
+              <w:jc w:val="center"/>
+            </w:pPr>
+            <w:r/>
+            <w:r>
+              <w:rPr>
+                <w:rFonts w:ascii="Times New Roman" w:hAnsi="Times New Roman" w:eastAsia="宋体"/>
+                <w:b w:val="0"/>
+                <w:sz w:val="19"/>
+              </w:rPr>
+              <w:t>1</w:t>
+            </w:r>
+          </w:p>
+        </w:tc>
+        <w:tc>
+          <w:tcPr>
+            <w:tcW w:type="dxa" w:w="1881"/>
             <w:tcBorders>
               <w:top w:val="single" w:sz="4" w:color="000000"/>
               <w:left w:val="single" w:sz="4" w:color="000000"/>
@@ -3713,7 +4639,7 @@
         </w:tc>
         <w:tc>
           <w:tcPr>
-            <w:tcW w:type="dxa" w:w="2351"/>
+            <w:tcW w:type="dxa" w:w="1881"/>
             <w:tcBorders>
               <w:top w:val="single" w:sz="4" w:color="000000"/>
               <w:left w:val="single" w:sz="4" w:color="000000"/>
@@ -3738,7 +4664,7 @@
         </w:tc>
         <w:tc>
           <w:tcPr>
-            <w:tcW w:type="dxa" w:w="2351"/>
+            <w:tcW w:type="dxa" w:w="1881"/>
             <w:tcBorders>
               <w:top w:val="single" w:sz="4" w:color="000000"/>
               <w:left w:val="single" w:sz="4" w:color="000000"/>
@@ -3765,7 +4691,7 @@
       <w:tr>
         <w:tc>
           <w:tcPr>
-            <w:tcW w:type="dxa" w:w="2351"/>
+            <w:tcW w:type="dxa" w:w="1881"/>
             <w:tcBorders>
               <w:top w:val="single" w:sz="4" w:color="000000"/>
               <w:left w:val="single" w:sz="4" w:color="000000"/>
@@ -3790,7 +4716,32 @@
         </w:tc>
         <w:tc>
           <w:tcPr>
-            <w:tcW w:type="dxa" w:w="2351"/>
+            <w:tcW w:type="dxa" w:w="1881"/>
+            <w:tcBorders>
+              <w:top w:val="single" w:sz="4" w:color="000000"/>
+              <w:left w:val="single" w:sz="4" w:color="000000"/>
+              <w:bottom w:val="single" w:sz="4" w:color="000000"/>
+              <w:right w:val="single" w:sz="4" w:color="000000"/>
+            </w:tcBorders>
+          </w:tcPr>
+          <w:p>
+            <w:pPr>
+              <w:jc w:val="center"/>
+            </w:pPr>
+            <w:r/>
+            <w:r>
+              <w:rPr>
+                <w:rFonts w:ascii="Times New Roman" w:hAnsi="Times New Roman" w:eastAsia="宋体"/>
+                <w:b w:val="0"/>
+                <w:sz w:val="19"/>
+              </w:rPr>
+              <w:t>3</w:t>
+            </w:r>
+          </w:p>
+        </w:tc>
+        <w:tc>
+          <w:tcPr>
+            <w:tcW w:type="dxa" w:w="1881"/>
             <w:tcBorders>
               <w:top w:val="single" w:sz="4" w:color="000000"/>
               <w:left w:val="single" w:sz="4" w:color="000000"/>
@@ -3815,7 +4766,7 @@
         </w:tc>
         <w:tc>
           <w:tcPr>
-            <w:tcW w:type="dxa" w:w="2351"/>
+            <w:tcW w:type="dxa" w:w="1881"/>
             <w:tcBorders>
               <w:top w:val="single" w:sz="4" w:color="000000"/>
               <w:left w:val="single" w:sz="4" w:color="000000"/>
@@ -3840,7 +4791,7 @@
         </w:tc>
         <w:tc>
           <w:tcPr>
-            <w:tcW w:type="dxa" w:w="2351"/>
+            <w:tcW w:type="dxa" w:w="1881"/>
             <w:tcBorders>
               <w:top w:val="single" w:sz="4" w:color="000000"/>
               <w:left w:val="single" w:sz="4" w:color="000000"/>
@@ -3867,7 +4818,134 @@
       <w:tr>
         <w:tc>
           <w:tcPr>
-            <w:tcW w:type="dxa" w:w="2351"/>
+            <w:tcW w:type="dxa" w:w="1881"/>
+            <w:tcBorders>
+              <w:top w:val="single" w:sz="4" w:color="000000"/>
+              <w:left w:val="single" w:sz="4" w:color="000000"/>
+              <w:bottom w:val="single" w:sz="4" w:color="000000"/>
+              <w:right w:val="single" w:sz="4" w:color="000000"/>
+            </w:tcBorders>
+          </w:tcPr>
+          <w:p>
+            <w:pPr>
+              <w:jc w:val="center"/>
+            </w:pPr>
+            <w:r/>
+            <w:r>
+              <w:rPr>
+                <w:rFonts w:ascii="Times New Roman" w:hAnsi="Times New Roman" w:eastAsia="宋体"/>
+                <w:b w:val="0"/>
+                <w:sz w:val="19"/>
+              </w:rPr>
+              <w:t>MoDeGraph-style</w:t>
+            </w:r>
+          </w:p>
+        </w:tc>
+        <w:tc>
+          <w:tcPr>
+            <w:tcW w:type="dxa" w:w="1881"/>
+            <w:tcBorders>
+              <w:top w:val="single" w:sz="4" w:color="000000"/>
+              <w:left w:val="single" w:sz="4" w:color="000000"/>
+              <w:bottom w:val="single" w:sz="4" w:color="000000"/>
+              <w:right w:val="single" w:sz="4" w:color="000000"/>
+            </w:tcBorders>
+          </w:tcPr>
+          <w:p>
+            <w:pPr>
+              <w:jc w:val="center"/>
+            </w:pPr>
+            <w:r/>
+            <w:r>
+              <w:rPr>
+                <w:rFonts w:ascii="Times New Roman" w:hAnsi="Times New Roman" w:eastAsia="宋体"/>
+                <w:b w:val="0"/>
+                <w:sz w:val="19"/>
+              </w:rPr>
+              <w:t>3</w:t>
+            </w:r>
+          </w:p>
+        </w:tc>
+        <w:tc>
+          <w:tcPr>
+            <w:tcW w:type="dxa" w:w="1881"/>
+            <w:tcBorders>
+              <w:top w:val="single" w:sz="4" w:color="000000"/>
+              <w:left w:val="single" w:sz="4" w:color="000000"/>
+              <w:bottom w:val="single" w:sz="4" w:color="000000"/>
+              <w:right w:val="single" w:sz="4" w:color="000000"/>
+            </w:tcBorders>
+          </w:tcPr>
+          <w:p>
+            <w:pPr>
+              <w:jc w:val="center"/>
+            </w:pPr>
+            <w:r/>
+            <w:r>
+              <w:rPr>
+                <w:rFonts w:ascii="Times New Roman" w:hAnsi="Times New Roman" w:eastAsia="宋体"/>
+                <w:b w:val="0"/>
+                <w:sz w:val="19"/>
+              </w:rPr>
+              <w:t>8.7s</w:t>
+            </w:r>
+          </w:p>
+        </w:tc>
+        <w:tc>
+          <w:tcPr>
+            <w:tcW w:type="dxa" w:w="1881"/>
+            <w:tcBorders>
+              <w:top w:val="single" w:sz="4" w:color="000000"/>
+              <w:left w:val="single" w:sz="4" w:color="000000"/>
+              <w:bottom w:val="single" w:sz="4" w:color="000000"/>
+              <w:right w:val="single" w:sz="4" w:color="000000"/>
+            </w:tcBorders>
+          </w:tcPr>
+          <w:p>
+            <w:pPr>
+              <w:jc w:val="center"/>
+            </w:pPr>
+            <w:r/>
+            <w:r>
+              <w:rPr>
+                <w:rFonts w:ascii="Times New Roman" w:hAnsi="Times New Roman" w:eastAsia="宋体"/>
+                <w:b w:val="0"/>
+                <w:sz w:val="19"/>
+              </w:rPr>
+              <w:t>0.252</w:t>
+            </w:r>
+          </w:p>
+        </w:tc>
+        <w:tc>
+          <w:tcPr>
+            <w:tcW w:type="dxa" w:w="1881"/>
+            <w:tcBorders>
+              <w:top w:val="single" w:sz="4" w:color="000000"/>
+              <w:left w:val="single" w:sz="4" w:color="000000"/>
+              <w:bottom w:val="single" w:sz="4" w:color="000000"/>
+              <w:right w:val="single" w:sz="4" w:color="000000"/>
+            </w:tcBorders>
+          </w:tcPr>
+          <w:p>
+            <w:pPr>
+              <w:jc w:val="center"/>
+            </w:pPr>
+            <w:r/>
+            <w:r>
+              <w:rPr>
+                <w:rFonts w:ascii="Times New Roman" w:hAnsi="Times New Roman" w:eastAsia="宋体"/>
+                <w:b w:val="0"/>
+                <w:sz w:val="19"/>
+              </w:rPr>
+              <w:t>0.366</w:t>
+            </w:r>
+          </w:p>
+        </w:tc>
+      </w:tr>
+      <w:tr>
+        <w:tc>
+          <w:tcPr>
+            <w:tcW w:type="dxa" w:w="1881"/>
             <w:tcBorders>
               <w:top w:val="single" w:sz="4" w:color="000000"/>
               <w:left w:val="single" w:sz="4" w:color="000000"/>
@@ -3892,7 +4970,32 @@
         </w:tc>
         <w:tc>
           <w:tcPr>
-            <w:tcW w:type="dxa" w:w="2351"/>
+            <w:tcW w:type="dxa" w:w="1881"/>
+            <w:tcBorders>
+              <w:top w:val="single" w:sz="4" w:color="000000"/>
+              <w:left w:val="single" w:sz="4" w:color="000000"/>
+              <w:bottom w:val="single" w:sz="4" w:color="000000"/>
+              <w:right w:val="single" w:sz="4" w:color="000000"/>
+            </w:tcBorders>
+          </w:tcPr>
+          <w:p>
+            <w:pPr>
+              <w:jc w:val="center"/>
+            </w:pPr>
+            <w:r/>
+            <w:r>
+              <w:rPr>
+                <w:rFonts w:ascii="Times New Roman" w:hAnsi="Times New Roman" w:eastAsia="宋体"/>
+                <w:b w:val="0"/>
+                <w:sz w:val="19"/>
+              </w:rPr>
+              <w:t>1--4</w:t>
+            </w:r>
+          </w:p>
+        </w:tc>
+        <w:tc>
+          <w:tcPr>
+            <w:tcW w:type="dxa" w:w="1881"/>
             <w:tcBorders>
               <w:top w:val="single" w:sz="4" w:color="000000"/>
               <w:left w:val="single" w:sz="4" w:color="000000"/>
@@ -3917,7 +5020,7 @@
         </w:tc>
         <w:tc>
           <w:tcPr>
-            <w:tcW w:type="dxa" w:w="2351"/>
+            <w:tcW w:type="dxa" w:w="1881"/>
             <w:tcBorders>
               <w:top w:val="single" w:sz="4" w:color="000000"/>
               <w:left w:val="single" w:sz="4" w:color="000000"/>
@@ -3942,7 +5045,7 @@
         </w:tc>
         <w:tc>
           <w:tcPr>
-            <w:tcW w:type="dxa" w:w="2351"/>
+            <w:tcW w:type="dxa" w:w="1881"/>
             <w:tcBorders>
               <w:top w:val="single" w:sz="4" w:color="000000"/>
               <w:left w:val="single" w:sz="4" w:color="000000"/>
@@ -3969,7 +5072,7 @@
       <w:tr>
         <w:tc>
           <w:tcPr>
-            <w:tcW w:type="dxa" w:w="2351"/>
+            <w:tcW w:type="dxa" w:w="1881"/>
             <w:tcBorders>
               <w:top w:val="single" w:sz="4" w:color="000000"/>
               <w:left w:val="single" w:sz="4" w:color="000000"/>
@@ -3994,7 +5097,32 @@
         </w:tc>
         <w:tc>
           <w:tcPr>
-            <w:tcW w:type="dxa" w:w="2351"/>
+            <w:tcW w:type="dxa" w:w="1881"/>
+            <w:tcBorders>
+              <w:top w:val="single" w:sz="4" w:color="000000"/>
+              <w:left w:val="single" w:sz="4" w:color="000000"/>
+              <w:bottom w:val="single" w:sz="4" w:color="000000"/>
+              <w:right w:val="single" w:sz="4" w:color="000000"/>
+            </w:tcBorders>
+          </w:tcPr>
+          <w:p>
+            <w:pPr>
+              <w:jc w:val="center"/>
+            </w:pPr>
+            <w:r/>
+            <w:r>
+              <w:rPr>
+                <w:rFonts w:ascii="Times New Roman" w:hAnsi="Times New Roman" w:eastAsia="宋体"/>
+                <w:b w:val="0"/>
+                <w:sz w:val="19"/>
+              </w:rPr>
+              <w:t>~12--15</w:t>
+            </w:r>
+          </w:p>
+        </w:tc>
+        <w:tc>
+          <w:tcPr>
+            <w:tcW w:type="dxa" w:w="1881"/>
             <w:tcBorders>
               <w:top w:val="single" w:sz="4" w:color="000000"/>
               <w:left w:val="single" w:sz="4" w:color="000000"/>
@@ -4019,7 +5147,7 @@
         </w:tc>
         <w:tc>
           <w:tcPr>
-            <w:tcW w:type="dxa" w:w="2351"/>
+            <w:tcW w:type="dxa" w:w="1881"/>
             <w:tcBorders>
               <w:top w:val="single" w:sz="4" w:color="000000"/>
               <w:left w:val="single" w:sz="4" w:color="000000"/>
@@ -4044,7 +5172,7 @@
         </w:tc>
         <w:tc>
           <w:tcPr>
-            <w:tcW w:type="dxa" w:w="2351"/>
+            <w:tcW w:type="dxa" w:w="1881"/>
             <w:tcBorders>
               <w:top w:val="single" w:sz="4" w:color="000000"/>
               <w:left w:val="single" w:sz="4" w:color="000000"/>
@@ -4071,7 +5199,7 @@
       <w:tr>
         <w:tc>
           <w:tcPr>
-            <w:tcW w:type="dxa" w:w="2351"/>
+            <w:tcW w:type="dxa" w:w="1881"/>
             <w:tcBorders>
               <w:top w:val="single" w:sz="4" w:color="000000"/>
               <w:left w:val="single" w:sz="4" w:color="000000"/>
@@ -4090,13 +5218,38 @@
                 <w:b w:val="0"/>
                 <w:sz w:val="19"/>
               </w:rPr>
-              <w:t>GERS-CV2（最优）</w:t>
+              <w:t>GERS-CV2（最高）</w:t>
             </w:r>
           </w:p>
         </w:tc>
         <w:tc>
           <w:tcPr>
-            <w:tcW w:type="dxa" w:w="2351"/>
+            <w:tcW w:type="dxa" w:w="1881"/>
+            <w:tcBorders>
+              <w:top w:val="single" w:sz="4" w:color="000000"/>
+              <w:left w:val="single" w:sz="4" w:color="000000"/>
+              <w:bottom w:val="single" w:sz="4" w:color="000000"/>
+              <w:right w:val="single" w:sz="4" w:color="000000"/>
+            </w:tcBorders>
+          </w:tcPr>
+          <w:p>
+            <w:pPr>
+              <w:jc w:val="center"/>
+            </w:pPr>
+            <w:r/>
+            <w:r>
+              <w:rPr>
+                <w:rFonts w:ascii="Times New Roman" w:hAnsi="Times New Roman" w:eastAsia="宋体"/>
+                <w:b w:val="0"/>
+                <w:sz w:val="19"/>
+              </w:rPr>
+              <w:t>~6--8</w:t>
+            </w:r>
+          </w:p>
+        </w:tc>
+        <w:tc>
+          <w:tcPr>
+            <w:tcW w:type="dxa" w:w="1881"/>
             <w:tcBorders>
               <w:top w:val="single" w:sz="4" w:color="000000"/>
               <w:left w:val="single" w:sz="4" w:color="000000"/>
@@ -4121,7 +5274,7 @@
         </w:tc>
         <w:tc>
           <w:tcPr>
-            <w:tcW w:type="dxa" w:w="2351"/>
+            <w:tcW w:type="dxa" w:w="1881"/>
             <w:tcBorders>
               <w:top w:val="single" w:sz="4" w:color="000000"/>
               <w:left w:val="single" w:sz="4" w:color="000000"/>
@@ -4146,7 +5299,7 @@
         </w:tc>
         <w:tc>
           <w:tcPr>
-            <w:tcW w:type="dxa" w:w="2351"/>
+            <w:tcW w:type="dxa" w:w="1881"/>
             <w:tcBorders>
               <w:top w:val="single" w:sz="4" w:color="000000"/>
               <w:left w:val="single" w:sz="4" w:color="000000"/>
@@ -4187,7 +5340,7 @@
           <w:b w:val="0"/>
           <w:sz w:val="21"/>
         </w:rPr>
-        <w:t>GERS-CV2 单路版以 6.6s 延迟取得最优 EM=0.302，成本约为 CoT-SC 的 80% 却领先 4pt F1。多路版 GERS-SC（16.2s）成本更高却无性能增益。</w:t>
+        <w:t>GERS-CV2 单路版约需 6--8 次 LLM 调用，多于 CoT-SC 的 3 次采样，但在并行 API 设置下 wall-clock 延迟仍为 6.6s，且取得点估计最高 EM=0.302、F1=0.413。MoDeGraph-style 图提示基线同样约 3 次调用，但在本文实现中 F1 较低且耗时更高。当前测试的 GERS-SC（约 12--15 次调用，16.2s）在旧结构分选优下成本更高却无性能增益。</w:t>
       </w:r>
     </w:p>
     <w:p>
@@ -4557,7 +5710,7 @@
                 <w:b w:val="0"/>
                 <w:sz w:val="19"/>
               </w:rPr>
-              <w:t>GERS-CV（+双向交叉验证）</w:t>
+              <w:t>GERS-CV（+双向交叉核验）</w:t>
             </w:r>
           </w:p>
         </w:tc>
@@ -4734,7 +5887,7 @@
                 <w:b w:val="0"/>
                 <w:sz w:val="19"/>
               </w:rPr>
-              <w:t>最优配置</w:t>
+              <w:t>点估计最高</w:t>
             </w:r>
           </w:p>
         </w:tc>
@@ -4858,7 +6011,7 @@
           <w:b w:val="0"/>
           <w:sz w:val="21"/>
         </w:rPr>
-        <w:t>双向交叉验证是核心增益来源（+1.4pt EM）。图级自一致性无额外增益（p=1.000，诚实负面发现）。置信度加权贡献有限（+0.4pt 不显著）。图执行是基础（移除后退化为 0.264）。</w:t>
+        <w:t>双向交叉核验是主要观察到的增益来源（+1.4pt EM）。旧结构分图级自一致性无额外增益（p=1.000，针对旧分数 selector 的诚实负面发现）。置信度加权贡献有限（+0.4pt 不显著）。图执行是基础（移除后退化为 0.264）。</w:t>
       </w:r>
     </w:p>
     <w:p>
@@ -4885,7 +6038,7 @@
           <w:b w:val="0"/>
           <w:sz w:val="21"/>
         </w:rPr>
-        <w:t>案例 1（交叉验证捕获推理不一致）：某多跳问题正向分解得最终答案后，反向验证以该答案+上下文反向重答子问题。正反向子答案一致时 crossval 升高、CS 升高，推理链被保留；当正向某子问题答错（如生卒年判断偏差），反向独立重答得到不同子答案，正反向不一致使 crossval 下降、CS 降低，错误推理链被识别为低质量。纯结构 CS 对两者都给 0.6 无法区分，而 crossval 能区分——这体现了双向交叉验证"内容自洽性"校验的价值。</w:t>
+        <w:t>案例 A（自洽且正确）：问题 Were Scott Derrickson and Ed Wood of the same nationality? 正向分解为两个导演国籍子问题，均得 American，最终答案 yes；反向验证以 yes+上下文为锚，独立重答也得到 American/American，crossval=1.0。</w:t>
       </w:r>
     </w:p>
     <w:p>
@@ -4899,8 +6052,498 @@
           <w:b w:val="0"/>
           <w:sz w:val="21"/>
         </w:rPr>
-        <w:t>案例 2（comparison 题图分解优于线性 CoT）：对比型问题"哪部电影更早上映，A 还是 B"天然对应"两条并行子链 + 汇合节点"的 DAG 结构。GERS 将其分解为"分别查 A/B 上映年份 → 比较年份"两路子问题，拓扑执行后正确汇合；而线性 CoT 易在汇合点混淆两部电影。这是 GERS 在 comparison 子集上优于 CoT-SC（+10.5pt，McNemar p=0.013）的结构性原因。</w:t>
+        <w:t>案例 B（不自洽并捕获幻觉）：问题 Which director had the longest career, Alain Resnais or Scott Sidney? 正向链幻觉出生/死亡年份并推出 Alain Resnais，但上下文缺少这些年份；反向验证从上下文重答时返回“上下文未提供”，7 个子问题全部不一致，crossval 降至 0.0。</w:t>
       </w:r>
+    </w:p>
+    <w:p>
+      <w:pPr>
+        <w:spacing w:before="160" w:after="80"/>
+        <w:jc w:val="center"/>
+      </w:pPr>
+      <w:r>
+        <w:rPr>
+          <w:rFonts w:ascii="Times New Roman" w:hAnsi="Times New Roman" w:eastAsia="宋体"/>
+          <w:b/>
+          <w:sz w:val="20"/>
+        </w:rPr>
+        <w:t>表 7  真实案例：证据线索与正反向子答案一致性</w:t>
+      </w:r>
+    </w:p>
+    <w:tbl>
+      <w:tblPr>
+        <w:tblW w:type="auto" w:w="0"/>
+        <w:jc w:val="center"/>
+        <w:tblLook w:firstColumn="1" w:firstRow="1" w:lastColumn="0" w:lastRow="0" w:noHBand="0" w:noVBand="1" w:val="04A0"/>
+      </w:tblPr>
+      <w:tblGrid>
+        <w:gridCol w:w="1568"/>
+        <w:gridCol w:w="1568"/>
+        <w:gridCol w:w="1568"/>
+        <w:gridCol w:w="1568"/>
+        <w:gridCol w:w="1568"/>
+        <w:gridCol w:w="1568"/>
+      </w:tblGrid>
+      <w:tr>
+        <w:tc>
+          <w:tcPr>
+            <w:tcW w:type="dxa" w:w="1568"/>
+            <w:tcBorders>
+              <w:top w:val="single" w:sz="4" w:color="000000"/>
+              <w:left w:val="single" w:sz="4" w:color="000000"/>
+              <w:bottom w:val="single" w:sz="4" w:color="000000"/>
+              <w:right w:val="single" w:sz="4" w:color="000000"/>
+            </w:tcBorders>
+          </w:tcPr>
+          <w:p>
+            <w:pPr>
+              <w:jc w:val="center"/>
+            </w:pPr>
+            <w:r/>
+            <w:r>
+              <w:rPr>
+                <w:rFonts w:ascii="Times New Roman" w:hAnsi="Times New Roman" w:eastAsia="宋体"/>
+                <w:b/>
+                <w:sz w:val="19"/>
+              </w:rPr>
+              <w:t>案例</w:t>
+            </w:r>
+          </w:p>
+        </w:tc>
+        <w:tc>
+          <w:tcPr>
+            <w:tcW w:type="dxa" w:w="1568"/>
+            <w:tcBorders>
+              <w:top w:val="single" w:sz="4" w:color="000000"/>
+              <w:left w:val="single" w:sz="4" w:color="000000"/>
+              <w:bottom w:val="single" w:sz="4" w:color="000000"/>
+              <w:right w:val="single" w:sz="4" w:color="000000"/>
+            </w:tcBorders>
+          </w:tcPr>
+          <w:p>
+            <w:pPr>
+              <w:jc w:val="center"/>
+            </w:pPr>
+            <w:r/>
+            <w:r>
+              <w:rPr>
+                <w:rFonts w:ascii="Times New Roman" w:hAnsi="Times New Roman" w:eastAsia="宋体"/>
+                <w:b/>
+                <w:sz w:val="19"/>
+              </w:rPr>
+              <w:t>证据线索</w:t>
+            </w:r>
+          </w:p>
+        </w:tc>
+        <w:tc>
+          <w:tcPr>
+            <w:tcW w:type="dxa" w:w="1568"/>
+            <w:tcBorders>
+              <w:top w:val="single" w:sz="4" w:color="000000"/>
+              <w:left w:val="single" w:sz="4" w:color="000000"/>
+              <w:bottom w:val="single" w:sz="4" w:color="000000"/>
+              <w:right w:val="single" w:sz="4" w:color="000000"/>
+            </w:tcBorders>
+          </w:tcPr>
+          <w:p>
+            <w:pPr>
+              <w:jc w:val="center"/>
+            </w:pPr>
+            <w:r/>
+            <w:r>
+              <w:rPr>
+                <w:rFonts w:ascii="Times New Roman" w:hAnsi="Times New Roman" w:eastAsia="宋体"/>
+                <w:b/>
+                <w:sz w:val="19"/>
+              </w:rPr>
+              <w:t>正向答案节选</w:t>
+            </w:r>
+          </w:p>
+        </w:tc>
+        <w:tc>
+          <w:tcPr>
+            <w:tcW w:type="dxa" w:w="1568"/>
+            <w:tcBorders>
+              <w:top w:val="single" w:sz="4" w:color="000000"/>
+              <w:left w:val="single" w:sz="4" w:color="000000"/>
+              <w:bottom w:val="single" w:sz="4" w:color="000000"/>
+              <w:right w:val="single" w:sz="4" w:color="000000"/>
+            </w:tcBorders>
+          </w:tcPr>
+          <w:p>
+            <w:pPr>
+              <w:jc w:val="center"/>
+            </w:pPr>
+            <w:r/>
+            <w:r>
+              <w:rPr>
+                <w:rFonts w:ascii="Times New Roman" w:hAnsi="Times New Roman" w:eastAsia="宋体"/>
+                <w:b/>
+                <w:sz w:val="19"/>
+              </w:rPr>
+              <w:t>反向答案节选</w:t>
+            </w:r>
+          </w:p>
+        </w:tc>
+        <w:tc>
+          <w:tcPr>
+            <w:tcW w:type="dxa" w:w="1568"/>
+            <w:tcBorders>
+              <w:top w:val="single" w:sz="4" w:color="000000"/>
+              <w:left w:val="single" w:sz="4" w:color="000000"/>
+              <w:bottom w:val="single" w:sz="4" w:color="000000"/>
+              <w:right w:val="single" w:sz="4" w:color="000000"/>
+            </w:tcBorders>
+          </w:tcPr>
+          <w:p>
+            <w:pPr>
+              <w:jc w:val="center"/>
+            </w:pPr>
+            <w:r/>
+            <w:r>
+              <w:rPr>
+                <w:rFonts w:ascii="Times New Roman" w:hAnsi="Times New Roman" w:eastAsia="宋体"/>
+                <w:b/>
+                <w:sz w:val="19"/>
+              </w:rPr>
+              <w:t>Match</w:t>
+            </w:r>
+          </w:p>
+        </w:tc>
+        <w:tc>
+          <w:tcPr>
+            <w:tcW w:type="dxa" w:w="1568"/>
+            <w:tcBorders>
+              <w:top w:val="single" w:sz="4" w:color="000000"/>
+              <w:left w:val="single" w:sz="4" w:color="000000"/>
+              <w:bottom w:val="single" w:sz="4" w:color="000000"/>
+              <w:right w:val="single" w:sz="4" w:color="000000"/>
+            </w:tcBorders>
+          </w:tcPr>
+          <w:p>
+            <w:pPr>
+              <w:jc w:val="center"/>
+            </w:pPr>
+            <w:r/>
+            <w:r>
+              <w:rPr>
+                <w:rFonts w:ascii="Times New Roman" w:hAnsi="Times New Roman" w:eastAsia="宋体"/>
+                <w:b/>
+                <w:sz w:val="19"/>
+              </w:rPr>
+              <w:t>新CS</w:t>
+            </w:r>
+          </w:p>
+        </w:tc>
+      </w:tr>
+      <w:tr>
+        <w:tc>
+          <w:tcPr>
+            <w:tcW w:type="dxa" w:w="1568"/>
+            <w:tcBorders>
+              <w:top w:val="single" w:sz="4" w:color="000000"/>
+              <w:left w:val="single" w:sz="4" w:color="000000"/>
+              <w:bottom w:val="single" w:sz="4" w:color="000000"/>
+              <w:right w:val="single" w:sz="4" w:color="000000"/>
+            </w:tcBorders>
+          </w:tcPr>
+          <w:p>
+            <w:pPr>
+              <w:jc w:val="center"/>
+            </w:pPr>
+            <w:r/>
+            <w:r>
+              <w:rPr>
+                <w:rFonts w:ascii="Times New Roman" w:hAnsi="Times New Roman" w:eastAsia="宋体"/>
+                <w:b w:val="0"/>
+                <w:sz w:val="19"/>
+              </w:rPr>
+              <w:t>A：国籍</w:t>
+            </w:r>
+          </w:p>
+        </w:tc>
+        <w:tc>
+          <w:tcPr>
+            <w:tcW w:type="dxa" w:w="1568"/>
+            <w:tcBorders>
+              <w:top w:val="single" w:sz="4" w:color="000000"/>
+              <w:left w:val="single" w:sz="4" w:color="000000"/>
+              <w:bottom w:val="single" w:sz="4" w:color="000000"/>
+              <w:right w:val="single" w:sz="4" w:color="000000"/>
+            </w:tcBorders>
+          </w:tcPr>
+          <w:p>
+            <w:pPr>
+              <w:jc w:val="center"/>
+            </w:pPr>
+            <w:r/>
+            <w:r>
+              <w:rPr>
+                <w:rFonts w:ascii="Times New Roman" w:hAnsi="Times New Roman" w:eastAsia="宋体"/>
+                <w:b w:val="0"/>
+                <w:sz w:val="19"/>
+              </w:rPr>
+              <w:t>Derrickson: American; Wood: American</w:t>
+            </w:r>
+          </w:p>
+        </w:tc>
+        <w:tc>
+          <w:tcPr>
+            <w:tcW w:type="dxa" w:w="1568"/>
+            <w:tcBorders>
+              <w:top w:val="single" w:sz="4" w:color="000000"/>
+              <w:left w:val="single" w:sz="4" w:color="000000"/>
+              <w:bottom w:val="single" w:sz="4" w:color="000000"/>
+              <w:right w:val="single" w:sz="4" w:color="000000"/>
+            </w:tcBorders>
+          </w:tcPr>
+          <w:p>
+            <w:pPr>
+              <w:jc w:val="center"/>
+            </w:pPr>
+            <w:r/>
+            <w:r>
+              <w:rPr>
+                <w:rFonts w:ascii="Times New Roman" w:hAnsi="Times New Roman" w:eastAsia="宋体"/>
+                <w:b w:val="0"/>
+                <w:sz w:val="19"/>
+              </w:rPr>
+              <w:t>American / American</w:t>
+            </w:r>
+          </w:p>
+        </w:tc>
+        <w:tc>
+          <w:tcPr>
+            <w:tcW w:type="dxa" w:w="1568"/>
+            <w:tcBorders>
+              <w:top w:val="single" w:sz="4" w:color="000000"/>
+              <w:left w:val="single" w:sz="4" w:color="000000"/>
+              <w:bottom w:val="single" w:sz="4" w:color="000000"/>
+              <w:right w:val="single" w:sz="4" w:color="000000"/>
+            </w:tcBorders>
+          </w:tcPr>
+          <w:p>
+            <w:pPr>
+              <w:jc w:val="center"/>
+            </w:pPr>
+            <w:r/>
+            <w:r>
+              <w:rPr>
+                <w:rFonts w:ascii="Times New Roman" w:hAnsi="Times New Roman" w:eastAsia="宋体"/>
+                <w:b w:val="0"/>
+                <w:sz w:val="19"/>
+              </w:rPr>
+              <w:t>American / American</w:t>
+            </w:r>
+          </w:p>
+        </w:tc>
+        <w:tc>
+          <w:tcPr>
+            <w:tcW w:type="dxa" w:w="1568"/>
+            <w:tcBorders>
+              <w:top w:val="single" w:sz="4" w:color="000000"/>
+              <w:left w:val="single" w:sz="4" w:color="000000"/>
+              <w:bottom w:val="single" w:sz="4" w:color="000000"/>
+              <w:right w:val="single" w:sz="4" w:color="000000"/>
+            </w:tcBorders>
+          </w:tcPr>
+          <w:p>
+            <w:pPr>
+              <w:jc w:val="center"/>
+            </w:pPr>
+            <w:r/>
+            <w:r>
+              <w:rPr>
+                <w:rFonts w:ascii="Times New Roman" w:hAnsi="Times New Roman" w:eastAsia="宋体"/>
+                <w:b w:val="0"/>
+                <w:sz w:val="19"/>
+              </w:rPr>
+              <w:t>是</w:t>
+            </w:r>
+          </w:p>
+        </w:tc>
+        <w:tc>
+          <w:tcPr>
+            <w:tcW w:type="dxa" w:w="1568"/>
+            <w:tcBorders>
+              <w:top w:val="single" w:sz="4" w:color="000000"/>
+              <w:left w:val="single" w:sz="4" w:color="000000"/>
+              <w:bottom w:val="single" w:sz="4" w:color="000000"/>
+              <w:right w:val="single" w:sz="4" w:color="000000"/>
+            </w:tcBorders>
+          </w:tcPr>
+          <w:p>
+            <w:pPr>
+              <w:jc w:val="center"/>
+            </w:pPr>
+            <w:r/>
+            <w:r>
+              <w:rPr>
+                <w:rFonts w:ascii="Times New Roman" w:hAnsi="Times New Roman" w:eastAsia="宋体"/>
+                <w:b w:val="0"/>
+                <w:sz w:val="19"/>
+              </w:rPr>
+              <w:t>1.0</w:t>
+            </w:r>
+          </w:p>
+        </w:tc>
+      </w:tr>
+      <w:tr>
+        <w:tc>
+          <w:tcPr>
+            <w:tcW w:type="dxa" w:w="1568"/>
+            <w:tcBorders>
+              <w:top w:val="single" w:sz="4" w:color="000000"/>
+              <w:left w:val="single" w:sz="4" w:color="000000"/>
+              <w:bottom w:val="single" w:sz="4" w:color="000000"/>
+              <w:right w:val="single" w:sz="4" w:color="000000"/>
+            </w:tcBorders>
+          </w:tcPr>
+          <w:p>
+            <w:pPr>
+              <w:jc w:val="center"/>
+            </w:pPr>
+            <w:r/>
+            <w:r>
+              <w:rPr>
+                <w:rFonts w:ascii="Times New Roman" w:hAnsi="Times New Roman" w:eastAsia="宋体"/>
+                <w:b w:val="0"/>
+                <w:sz w:val="19"/>
+              </w:rPr>
+              <w:t>B：职业长度</w:t>
+            </w:r>
+          </w:p>
+        </w:tc>
+        <w:tc>
+          <w:tcPr>
+            <w:tcW w:type="dxa" w:w="1568"/>
+            <w:tcBorders>
+              <w:top w:val="single" w:sz="4" w:color="000000"/>
+              <w:left w:val="single" w:sz="4" w:color="000000"/>
+              <w:bottom w:val="single" w:sz="4" w:color="000000"/>
+              <w:right w:val="single" w:sz="4" w:color="000000"/>
+            </w:tcBorders>
+          </w:tcPr>
+          <w:p>
+            <w:pPr>
+              <w:jc w:val="center"/>
+            </w:pPr>
+            <w:r/>
+            <w:r>
+              <w:rPr>
+                <w:rFonts w:ascii="Times New Roman" w:hAnsi="Times New Roman" w:eastAsia="宋体"/>
+                <w:b w:val="0"/>
+                <w:sz w:val="19"/>
+              </w:rPr>
+              <w:t>上下文缺少声称生卒年</w:t>
+            </w:r>
+          </w:p>
+        </w:tc>
+        <w:tc>
+          <w:tcPr>
+            <w:tcW w:type="dxa" w:w="1568"/>
+            <w:tcBorders>
+              <w:top w:val="single" w:sz="4" w:color="000000"/>
+              <w:left w:val="single" w:sz="4" w:color="000000"/>
+              <w:bottom w:val="single" w:sz="4" w:color="000000"/>
+              <w:right w:val="single" w:sz="4" w:color="000000"/>
+            </w:tcBorders>
+          </w:tcPr>
+          <w:p>
+            <w:pPr>
+              <w:jc w:val="center"/>
+            </w:pPr>
+            <w:r/>
+            <w:r>
+              <w:rPr>
+                <w:rFonts w:ascii="Times New Roman" w:hAnsi="Times New Roman" w:eastAsia="宋体"/>
+                <w:b w:val="0"/>
+                <w:sz w:val="19"/>
+              </w:rPr>
+              <w:t>1922, 2014, 92yr, ...</w:t>
+            </w:r>
+          </w:p>
+        </w:tc>
+        <w:tc>
+          <w:tcPr>
+            <w:tcW w:type="dxa" w:w="1568"/>
+            <w:tcBorders>
+              <w:top w:val="single" w:sz="4" w:color="000000"/>
+              <w:left w:val="single" w:sz="4" w:color="000000"/>
+              <w:bottom w:val="single" w:sz="4" w:color="000000"/>
+              <w:right w:val="single" w:sz="4" w:color="000000"/>
+            </w:tcBorders>
+          </w:tcPr>
+          <w:p>
+            <w:pPr>
+              <w:jc w:val="center"/>
+            </w:pPr>
+            <w:r/>
+            <w:r>
+              <w:rPr>
+                <w:rFonts w:ascii="Times New Roman" w:hAnsi="Times New Roman" w:eastAsia="宋体"/>
+                <w:b w:val="0"/>
+                <w:sz w:val="19"/>
+              </w:rPr>
+              <w:t>上下文未提供</w:t>
+            </w:r>
+          </w:p>
+        </w:tc>
+        <w:tc>
+          <w:tcPr>
+            <w:tcW w:type="dxa" w:w="1568"/>
+            <w:tcBorders>
+              <w:top w:val="single" w:sz="4" w:color="000000"/>
+              <w:left w:val="single" w:sz="4" w:color="000000"/>
+              <w:bottom w:val="single" w:sz="4" w:color="000000"/>
+              <w:right w:val="single" w:sz="4" w:color="000000"/>
+            </w:tcBorders>
+          </w:tcPr>
+          <w:p>
+            <w:pPr>
+              <w:jc w:val="center"/>
+            </w:pPr>
+            <w:r/>
+            <w:r>
+              <w:rPr>
+                <w:rFonts w:ascii="Times New Roman" w:hAnsi="Times New Roman" w:eastAsia="宋体"/>
+                <w:b w:val="0"/>
+                <w:sz w:val="19"/>
+              </w:rPr>
+              <w:t>否</w:t>
+            </w:r>
+          </w:p>
+        </w:tc>
+        <w:tc>
+          <w:tcPr>
+            <w:tcW w:type="dxa" w:w="1568"/>
+            <w:tcBorders>
+              <w:top w:val="single" w:sz="4" w:color="000000"/>
+              <w:left w:val="single" w:sz="4" w:color="000000"/>
+              <w:bottom w:val="single" w:sz="4" w:color="000000"/>
+              <w:right w:val="single" w:sz="4" w:color="000000"/>
+            </w:tcBorders>
+          </w:tcPr>
+          <w:p>
+            <w:pPr>
+              <w:jc w:val="center"/>
+            </w:pPr>
+            <w:r/>
+            <w:r>
+              <w:rPr>
+                <w:rFonts w:ascii="Times New Roman" w:hAnsi="Times New Roman" w:eastAsia="宋体"/>
+                <w:b w:val="0"/>
+                <w:sz w:val="19"/>
+              </w:rPr>
+              <w:t>0.0</w:t>
+            </w:r>
+          </w:p>
+        </w:tc>
+      </w:tr>
+    </w:tbl>
+    <w:p>
+      <w:pPr>
+        <w:spacing w:after="40"/>
+      </w:pPr>
     </w:p>
     <w:p>
       <w:pPr>
@@ -4926,7 +6569,7 @@
           <w:b w:val="0"/>
           <w:sz w:val="21"/>
         </w:rPr>
-        <w:t>双向交叉验证的核心价值：将 CS 区分度从 -0.0035 修复到 +0.0847，使校验从"图是否合法"升级为"推理内容是否自洽"，DAG 独有。</w:t>
+        <w:t>双向交叉核验的核心价值：将 CS 区分度从 -0.0035 修复到 +0.0847，并将 AUROC 从 0.498 提升到约 0.58-0.59，使校验从"图是否合法"升级为"推理内容是否自洽"。该分数的价值主要是诊断与候选选择，而非完整事实验证。</w:t>
       </w:r>
     </w:p>
     <w:p>
@@ -4940,7 +6583,7 @@
           <w:b w:val="0"/>
           <w:sz w:val="21"/>
         </w:rPr>
-        <w:t>性能的诚实定位：GERS-CV2 McNemar 显著（p=0.029）但 bootstrap CI 微跨零，"配对显著、效应量临界"。整体增益有限因 HotpotQA 上下文直接含答案，Zero-Shot 已接近 GERS。</w:t>
+        <w:t>性能的诚实定位：GERS-CV2 在 EM 对错的 McNemar 检验上显著（p=0.029），但 EM/F1 的配对 bootstrap 效应量区间微跨零，处于"对错配对显著、效应量临界"状态。整体增益有限因 HotpotQA 上下文直接含答案，Zero-Shot 已接近 GERS。</w:t>
       </w:r>
     </w:p>
     <w:p>
@@ -4954,7 +6597,21 @@
           <w:b w:val="0"/>
           <w:sz w:val="21"/>
         </w:rPr>
-        <w:t>图级自一致性的边界：即便修复 CS 区分度，K=3 多路选优仍无额外增益（p=1.000），单路 DAG 执行已足够。</w:t>
+        <w:t>自洽不等于正确：CS 诊断与验证驱动局部修复的负面实验说明，提高 crossval 分数可以让推理链更内部自洽，但不必然提高 EM/F1。CS=1.0 仍包含大量错误答案，repair 变体也表现为 CS 上升而 EM/F1 下降。证据约束检查部分缓解了这一问题：它降低了虚高 CS，并提升了 2Wiki bridge_comparison，但仍未带来整体 F1 提升。</w:t>
+      </w:r>
+    </w:p>
+    <w:p>
+      <w:pPr>
+        <w:spacing w:after="120" w:line="360" w:lineRule="auto"/>
+        <w:ind w:firstLine="420"/>
+      </w:pPr>
+      <w:r>
+        <w:rPr>
+          <w:rFonts w:ascii="Times New Roman" w:hAnsi="Times New Roman" w:eastAsia="宋体"/>
+          <w:b w:val="0"/>
+          <w:sz w:val="21"/>
+        </w:rPr>
+        <w:t>图级自一致性的边界：当前测试的 K=3 多路 selector 使用旧结构分，在中等难度多跳上无额外增益（p=1.000）。本文实验中的最佳成本--效果点是单路 DAG 执行加双向交叉核验；使用新 cross-validated score 扩展多路选优仍是未来工作。</w:t>
       </w:r>
     </w:p>
     <w:p>
@@ -4982,7 +6639,7 @@
           <w:b w:val="0"/>
           <w:sz w:val="21"/>
         </w:rPr>
-        <w:t>与现有图方法对比：GERS 图结构既参与执行又参与内容校验，形成"构图-执行-校验"闭环。</w:t>
+        <w:t>图提示基线的覆盖范围：本文已在同一上下文、答案提取与指标口径下加入非官方 MoDeGraph-style 图提示基线。GERS-CV2 在 HotpotQA 上更高，但这只能说明当前 prompt-only 图实现弱于 GERS，不能外推为击败官方 MoDeGraph 或所有图推理系统。完整 GoT 或 RwG 风格实现及匹配采样仍超出本文当前范围。</w:t>
       </w:r>
     </w:p>
     <w:p>
@@ -5009,7 +6666,7 @@
           <w:b w:val="0"/>
           <w:sz w:val="21"/>
         </w:rPr>
-        <w:t>本文提出 GERS，核心创新是子答案双向交叉验证：以最终答案+上下文为锚反向重答子问题，对比正反向一致性，将 Consistency Score 从纯图论结构指标（区分度 -0.0035，等价随机）升级为有效的内容自洽信号（区分度 +0.0847）。该机制为 DAG 独有。最优配置 GERS-CV2 在 HotpotQA 500 条上取得 EM=0.302、F1=0.413，McNemar 显著优于 CoT-SC（p=0.029），F1 领先 4pt。本文诚实呈现方法适用边界，并通过三项工程改进量化了"表面失败"与"真实推理差距"的边界。</w:t>
+        <w:t>本文提出 GERS，核心创新是子答案双向交叉核验：以最终答案+上下文为锚反向重答子问题，对比正反向一致性，将 Consistency Score 从纯图论结构指标（区分度 -0.0035，AUROC 0.498）升级为更有信息量的内容自洽信号（区分度 +0.0847，AUROC 约 0.58-0.59）。该机制由显式 DAG 分解自然支持。点估计最高配置 GERS-CV2 在 HotpotQA 500 条上取得 EM=0.302、F1=0.413，EM 对错的 McNemar 检验显著优于 CoT-SC（p=0.029），F1 高 4pt，但效应量区间仍临界。本文诚实呈现方法适用边界，并通过三项工程改进量化了"格式诱导错误"与"真实推理差距"的边界。总体而言，GERS 更应被视为可解释图推理诊断的一步，而非已经解决事实正确性验证。</w:t>
       </w:r>
     </w:p>
     <w:p>
@@ -5023,7 +6680,7 @@
           <w:b w:val="0"/>
           <w:sz w:val="21"/>
         </w:rPr>
-        <w:t>未来工作：(1) 针对深度复合桥接题设计局部重生成机制；(2) 在更大规模模型与更多数据集上验证双向交叉验证泛化性；(3) 探索反向验证对 confirmation bias 的进一步缓解策略。</w:t>
+        <w:t>未来工作：(1) 改进证据约束验证，引入更可靠的 span 抽取或外部检索信号；(2) 针对深度复合桥接题设计更保守的局部重生成机制，避免覆盖原本正确的中间答案；(3) 在更大规模模型与更多数据集上验证双向交叉核验的泛化性。</w:t>
       </w:r>
     </w:p>
     <w:p>
@@ -5101,7 +6758,7 @@
           <w:b w:val="0"/>
           <w:sz w:val="19"/>
         </w:rPr>
-        <w:t>[5] Ni, T., et al. StepChain GraphRAG: Reasoning Over Knowledge Graphs for Multi-hop QA. arXiv:2510.02827, 2025.</w:t>
+        <w:t>[5] Wang, X., et al. Self-Consistency Improves Chain of Thought Reasoning in Language Models. In ICLR, 2023.</w:t>
       </w:r>
     </w:p>
     <w:p>
@@ -5114,7 +6771,7 @@
           <w:b w:val="0"/>
           <w:sz w:val="19"/>
         </w:rPr>
-        <w:t>[6] Wang, X., et al. Self-Consistency Improves Chain of Thought Reasoning in Language Models. In ICLR, 2023.</w:t>
+        <w:t>[6] Yao, S., et al. Tree of Thoughts: Deliberate Problem Solving with Large Language Models. In NeurIPS, 2023.</w:t>
       </w:r>
     </w:p>
     <w:p>
@@ -5127,7 +6784,7 @@
           <w:b w:val="0"/>
           <w:sz w:val="19"/>
         </w:rPr>
-        <w:t>[7] Yao, S., et al. Tree of Thoughts: Deliberate Problem Solving with Large Language Models. In NeurIPS, 2023.</w:t>
+        <w:t>[7] Lightman, H., et al. Let's Verify Step by Step. In ICLR, 2024.</w:t>
       </w:r>
     </w:p>
     <w:p>
@@ -5140,7 +6797,7 @@
           <w:b w:val="0"/>
           <w:sz w:val="19"/>
         </w:rPr>
-        <w:t>[8] Lightman, H., et al. Let's Verify Step by Step. In ICLR, 2024.</w:t>
+        <w:t>[8] Madaan, A., et al. Self-Refine: Iterative Refinement with Self-Feedback. In NeurIPS, 2023.</w:t>
       </w:r>
     </w:p>
     <w:p>
@@ -5153,7 +6810,7 @@
           <w:b w:val="0"/>
           <w:sz w:val="19"/>
         </w:rPr>
-        <w:t>[9] Madaan, A., et al. Self-Refine: Iterative Refinement with Self-Feedback. In NeurIPS, 2023.</w:t>
+        <w:t>[9] Yang, Z., et al. HotpotQA: A Dataset for Diverse, Explainable Multi-hop QA. In EMNLP, 2018.</w:t>
       </w:r>
     </w:p>
     <w:p>
@@ -5166,33 +6823,7 @@
           <w:b w:val="0"/>
           <w:sz w:val="19"/>
         </w:rPr>
-        <w:t>[10] DAG-Math: Modeling Chain-of-Thought as Directed Acyclic Graphs. arXiv:2510.19842, 2025.</w:t>
-      </w:r>
-    </w:p>
-    <w:p>
-      <w:pPr>
-        <w:spacing w:after="40" w:line="312" w:lineRule="auto"/>
-      </w:pPr>
-      <w:r>
-        <w:rPr>
-          <w:rFonts w:ascii="Times New Roman" w:hAnsi="Times New Roman" w:eastAsia="宋体"/>
-          <w:b w:val="0"/>
-          <w:sz w:val="19"/>
-        </w:rPr>
-        <w:t>[11] Yang, Z., et al. HotpotQA: A Dataset for Diverse, Explainable Multi-hop QA. In EMNLP, 2018.</w:t>
-      </w:r>
-    </w:p>
-    <w:p>
-      <w:pPr>
-        <w:spacing w:after="40" w:line="312" w:lineRule="auto"/>
-      </w:pPr>
-      <w:r>
-        <w:rPr>
-          <w:rFonts w:ascii="Times New Roman" w:hAnsi="Times New Roman" w:eastAsia="宋体"/>
-          <w:b w:val="0"/>
-          <w:sz w:val="19"/>
-        </w:rPr>
-        <w:t>[12] Ho, X., et al. Constructing A Multi-hop QA Dataset for Comprehensive Evaluation of Reasoning Steps. In COLING, 2020.</w:t>
+        <w:t>[10] Ho, X., et al. Constructing A Multi-hop QA Dataset for Comprehensive Evaluation of Reasoning Steps. In COLING, 2020.</w:t>
       </w:r>
     </w:p>
     <w:sectPr>

--- a/docs/paper.docx
+++ b/docs/paper.docx
@@ -48,7 +48,7 @@
           <w:b w:val="0"/>
           <w:sz w:val="20"/>
         </w:rPr>
-        <w:t>Large language models (LLMs) suffer from error accumulation on multi-hop reasoning tasks. Some graph-enhanced variants use structural graph-validity metrics as consistency checks, but such metrics may not reflect reasoning correctness. We propose GERS, which models reasoning as a dependency DAG executed in topological order. The core contribution is bidirectional sub-answer cross-checking: using the final answer + context as an anchor, we re-derive each sub-question in reverse and compare forward/backward sub-answers, upgrading the Consistency Score from structural validity to content self-consistency. On 500 HotpotQA samples, this raises the score's correct/wrong discrimination from -0.0035 to +0.0847 and AUROC from 0.498 to about 0.58-0.59; the highest point-estimate configuration GERS-CV2 achieves EM=0.302, F1=0.413, with a +4pt F1 difference over CoT-SC and a significant McNemar test on EM correctness (p=0.029), though paired bootstrap intervals remain marginal. We explicitly show that self-consistency is not correctness: many high-CS answers remain wrong, and 2WikiMultiHopQA exposes a boundary on deep bridge-comparison questions.</w:t>
+        <w:t>Large language models (LLMs) suffer from error accumulation on multi-hop reasoning tasks. Some graph-enhanced variants use structural graph-validity metrics as consistency checks, but such metrics may not reflect reasoning correctness. We propose GERS, which models reasoning as a dependency DAG executed in topological order. The core contribution is bidirectional sub-answer cross-checking: using the final answer + context as an anchor, we re-derive each sub-question in reverse and compare forward/backward sub-answers, upgrading the Consistency Score from structural validity to content self-consistency. On 500 HotpotQA samples, this raises the score's correct/wrong discrimination from -0.0035 to +0.0847 and AUROC from 0.498 to about 0.58-0.59; the highest point-estimate configuration GERS-CV2 achieves EM=0.302, F1=0.413, with a +4pt F1 difference over CoT-SC that is significant under both a paired McNemar test on EM correctness (p=0.029) and paired bootstrap CIs excluding zero (EM [+0.006,+0.074], F1 [+0.006,+0.075]); GERS-CV2 also significantly outperforms a MoDeGraph-style graph-prompt baseline (p=0.010). We explicitly show that self-consistency is not correctness: many high-CS answers remain wrong, and 2WikiMultiHopQA exposes a boundary on deep bridge-comparison questions.</w:t>
       </w:r>
     </w:p>
     <w:p>
@@ -166,7 +166,7 @@
           <w:b w:val="0"/>
           <w:sz w:val="21"/>
         </w:rPr>
-        <w:t>本文的主要贡献：（1）子答案双向交叉核验：将 CS 对错区分度从 -0.0035 修复到 +0.0847，AUROC 从 0.498 提升到约 0.58-0.59，使 CS 成为弱但有用的内容自洽诊断信号；（2）性能验证：点估计最高配置 GERS-CV2 在 HotpotQA 500 条上 EM=0.302、F1=0.413，EM 对错的 McNemar 检验显著（p=0.029），F1 相比 CoT-SC 高 4pt，但效应量区间仍临界；（3）诚实的适用边界：旧结构分图级多路选优无额外增益，bridge_comparison 存在错误传播局限；（4）工程贡献：指标修复、答案类型回扣、提取公平性。</w:t>
+        <w:t>本文的主要贡献：（1）子答案双向交叉核验：将 CS 对错区分度从 -0.0035 修复到 +0.0847，AUROC 从 0.498 提升到约 0.58-0.59，使 CS 成为弱但有用的内容自洽诊断信号；（2）性能验证：点估计最高配置 GERS-CV2 在 HotpotQA 500 条上 EM=0.302、F1=0.413，F1 相比 CoT-SC 高 4pt，且在配对 McNemar 检验（p=0.029）与配对 bootstrap CI（不跨零）下均显著，并对 MoDeGraph-style 基线显著（p=0.010）；（3）诚实的适用边界：旧结构分图级多路选优无额外增益，bridge_comparison 存在错误传播局限；（4）工程贡献：指标修复、答案类型回扣、提取公平性。</w:t>
       </w:r>
     </w:p>
     <w:p>
@@ -2331,7 +2331,7 @@
           <w:b w:val="0"/>
           <w:sz w:val="21"/>
         </w:rPr>
-        <w:t>GERS-CV2 在本次运行中取得点估计最高 EM=0.302、F1=0.413，相比 CoT-SC EM +4pt、F1 +4pt，且 EM 对错的 McNemar 检验达到配对显著。它也高于本文非官方 MoDeGraph-style 图提示基线（F1 0.366），说明该 prompt-only 图实现是当前设置下的较弱基线，但不能外推到官方 MoDeGraph 或所有图推理系统。双向交叉核验（0.284→0.298）对应 +1.4pt EM 变化，是主要观察到的增益来源。HotpotQA 上 Zero-Shot（0.276）已接近 GERS，因上下文直接含答案证据压缩了结构化方法优势空间。</w:t>
+        <w:t>GERS-CV2 在本次运行中取得点估计最高 EM=0.302、F1=0.413，相比 CoT-SC EM +4pt、F1 +4pt，且 EM 对错的 McNemar 检验达到配对显著。它也显著高于本文非官方 MoDeGraph-style 图提示基线（F1 0.366；McNemar p=0.010，配对 F1 CI [+0.012,+0.083]），说明该 prompt-only 图实现是当前设置下的较弱基线，但不能外推到官方 MoDeGraph 或所有图推理系统。双向交叉核验（0.284→0.298）对应 +1.4pt EM 变化，是主要观察到的增益来源。HotpotQA 上 Zero-Shot（0.276）已接近 GERS，因上下文直接含答案证据压缩了结构化方法优势空间。</w:t>
       </w:r>
     </w:p>
     <w:p>
@@ -2586,7 +2586,7 @@
                 <w:b w:val="0"/>
                 <w:sz w:val="19"/>
               </w:rPr>
-              <w:t>[-0.014,+0.096]</w:t>
+              <w:t>[+0.006,+0.074]</w:t>
             </w:r>
           </w:p>
         </w:tc>
@@ -2636,7 +2636,7 @@
                 <w:b w:val="0"/>
                 <w:sz w:val="19"/>
               </w:rPr>
-              <w:t>[-0.014,+0.095]</w:t>
+              <w:t>[+0.006,+0.075]</w:t>
             </w:r>
           </w:p>
         </w:tc>
@@ -2738,7 +2738,7 @@
                 <w:b w:val="0"/>
                 <w:sz w:val="19"/>
               </w:rPr>
-              <w:t>[-0.018,+0.094]</w:t>
+              <w:t>[+0.004,+0.072]</w:t>
             </w:r>
           </w:p>
         </w:tc>
@@ -2788,7 +2788,7 @@
                 <w:b w:val="0"/>
                 <w:sz w:val="19"/>
               </w:rPr>
-              <w:t>[-0.009,+0.099]</w:t>
+              <w:t>[+0.010,+0.081]</w:t>
             </w:r>
           </w:p>
         </w:tc>
@@ -2814,6 +2814,158 @@
                 <w:sz w:val="19"/>
               </w:rPr>
               <w:t>0.040</w:t>
+            </w:r>
+          </w:p>
+        </w:tc>
+      </w:tr>
+      <w:tr>
+        <w:tc>
+          <w:tcPr>
+            <w:tcW w:type="dxa" w:w="1568"/>
+            <w:tcBorders>
+              <w:top w:val="single" w:sz="4" w:color="000000"/>
+              <w:left w:val="single" w:sz="4" w:color="000000"/>
+              <w:bottom w:val="single" w:sz="4" w:color="000000"/>
+              <w:right w:val="single" w:sz="4" w:color="000000"/>
+            </w:tcBorders>
+          </w:tcPr>
+          <w:p>
+            <w:pPr>
+              <w:jc w:val="center"/>
+            </w:pPr>
+            <w:r/>
+            <w:r>
+              <w:rPr>
+                <w:rFonts w:ascii="Times New Roman" w:hAnsi="Times New Roman" w:eastAsia="宋体"/>
+                <w:b w:val="0"/>
+                <w:sz w:val="19"/>
+              </w:rPr>
+              <w:t>GERS-CV2 vs MoDeGraph</w:t>
+            </w:r>
+          </w:p>
+        </w:tc>
+        <w:tc>
+          <w:tcPr>
+            <w:tcW w:type="dxa" w:w="1568"/>
+            <w:tcBorders>
+              <w:top w:val="single" w:sz="4" w:color="000000"/>
+              <w:left w:val="single" w:sz="4" w:color="000000"/>
+              <w:bottom w:val="single" w:sz="4" w:color="000000"/>
+              <w:right w:val="single" w:sz="4" w:color="000000"/>
+            </w:tcBorders>
+          </w:tcPr>
+          <w:p>
+            <w:pPr>
+              <w:jc w:val="center"/>
+            </w:pPr>
+            <w:r/>
+            <w:r>
+              <w:rPr>
+                <w:rFonts w:ascii="Times New Roman" w:hAnsi="Times New Roman" w:eastAsia="宋体"/>
+                <w:b w:val="0"/>
+                <w:sz w:val="19"/>
+              </w:rPr>
+              <w:t>+0.050</w:t>
+            </w:r>
+          </w:p>
+        </w:tc>
+        <w:tc>
+          <w:tcPr>
+            <w:tcW w:type="dxa" w:w="1568"/>
+            <w:tcBorders>
+              <w:top w:val="single" w:sz="4" w:color="000000"/>
+              <w:left w:val="single" w:sz="4" w:color="000000"/>
+              <w:bottom w:val="single" w:sz="4" w:color="000000"/>
+              <w:right w:val="single" w:sz="4" w:color="000000"/>
+            </w:tcBorders>
+          </w:tcPr>
+          <w:p>
+            <w:pPr>
+              <w:jc w:val="center"/>
+            </w:pPr>
+            <w:r/>
+            <w:r>
+              <w:rPr>
+                <w:rFonts w:ascii="Times New Roman" w:hAnsi="Times New Roman" w:eastAsia="宋体"/>
+                <w:b w:val="0"/>
+                <w:sz w:val="19"/>
+              </w:rPr>
+              <w:t>[+0.014,+0.086]</w:t>
+            </w:r>
+          </w:p>
+        </w:tc>
+        <w:tc>
+          <w:tcPr>
+            <w:tcW w:type="dxa" w:w="1568"/>
+            <w:tcBorders>
+              <w:top w:val="single" w:sz="4" w:color="000000"/>
+              <w:left w:val="single" w:sz="4" w:color="000000"/>
+              <w:bottom w:val="single" w:sz="4" w:color="000000"/>
+              <w:right w:val="single" w:sz="4" w:color="000000"/>
+            </w:tcBorders>
+          </w:tcPr>
+          <w:p>
+            <w:pPr>
+              <w:jc w:val="center"/>
+            </w:pPr>
+            <w:r/>
+            <w:r>
+              <w:rPr>
+                <w:rFonts w:ascii="Times New Roman" w:hAnsi="Times New Roman" w:eastAsia="宋体"/>
+                <w:b w:val="0"/>
+                <w:sz w:val="19"/>
+              </w:rPr>
+              <w:t>+0.047</w:t>
+            </w:r>
+          </w:p>
+        </w:tc>
+        <w:tc>
+          <w:tcPr>
+            <w:tcW w:type="dxa" w:w="1568"/>
+            <w:tcBorders>
+              <w:top w:val="single" w:sz="4" w:color="000000"/>
+              <w:left w:val="single" w:sz="4" w:color="000000"/>
+              <w:bottom w:val="single" w:sz="4" w:color="000000"/>
+              <w:right w:val="single" w:sz="4" w:color="000000"/>
+            </w:tcBorders>
+          </w:tcPr>
+          <w:p>
+            <w:pPr>
+              <w:jc w:val="center"/>
+            </w:pPr>
+            <w:r/>
+            <w:r>
+              <w:rPr>
+                <w:rFonts w:ascii="Times New Roman" w:hAnsi="Times New Roman" w:eastAsia="宋体"/>
+                <w:b w:val="0"/>
+                <w:sz w:val="19"/>
+              </w:rPr>
+              <w:t>[+0.012,+0.083]</w:t>
+            </w:r>
+          </w:p>
+        </w:tc>
+        <w:tc>
+          <w:tcPr>
+            <w:tcW w:type="dxa" w:w="1568"/>
+            <w:tcBorders>
+              <w:top w:val="single" w:sz="4" w:color="000000"/>
+              <w:left w:val="single" w:sz="4" w:color="000000"/>
+              <w:bottom w:val="single" w:sz="4" w:color="000000"/>
+              <w:right w:val="single" w:sz="4" w:color="000000"/>
+            </w:tcBorders>
+          </w:tcPr>
+          <w:p>
+            <w:pPr>
+              <w:jc w:val="center"/>
+            </w:pPr>
+            <w:r/>
+            <w:r>
+              <w:rPr>
+                <w:rFonts w:ascii="Times New Roman" w:hAnsi="Times New Roman" w:eastAsia="宋体"/>
+                <w:b w:val="0"/>
+                <w:sz w:val="19"/>
+              </w:rPr>
+              <w:t>0.010</w:t>
             </w:r>
           </w:p>
         </w:tc>
@@ -2890,7 +3042,7 @@
                 <w:b w:val="0"/>
                 <w:sz w:val="19"/>
               </w:rPr>
-              <w:t>[-0.034,+0.076]</w:t>
+              <w:t>[-0.012,+0.052]</w:t>
             </w:r>
           </w:p>
         </w:tc>
@@ -2940,7 +3092,7 @@
                 <w:b w:val="0"/>
                 <w:sz w:val="19"/>
               </w:rPr>
-              <w:t>[-0.029,+0.079]</w:t>
+              <w:t>[-0.009,+0.060]</w:t>
             </w:r>
           </w:p>
         </w:tc>
@@ -2987,7 +3139,7 @@
           <w:b w:val="0"/>
           <w:sz w:val="21"/>
         </w:rPr>
-        <w:t>GERS-CV2 在 EM 对错的 McNemar 检验上显著优于 CoT-SC（p=0.029），但 EM 与 F1 的配对 bootstrap 95% CI 均微跨零。本文如实报告"对错配对显著、效应量临界"状态。未引入双向交叉核验的 GERS-SC（p=0.275）不显著，与核心机制的贡献方向一致。</w:t>
+        <w:t>GERS-CV2 在 EM 对错的配对 McNemar 检验下显著优于 CoT-SC（p=0.029），且 EM/F1 差值的配对 bootstrap 95% CI 均不跨零（EM [+0.006,+0.074]、F1 [+0.006,+0.075]），即增益幅度虽小但配对显著。对 StdCoT（p=0.040）与 MoDeGraph-style 基线（p=0.010）同样显著。未引入双向交叉核验的 GERS-SC（p=0.275，CI 跨零）不显著，与核心机制的贡献方向一致。</w:t>
       </w:r>
     </w:p>
     <w:p>
@@ -6583,7 +6735,7 @@
           <w:b w:val="0"/>
           <w:sz w:val="21"/>
         </w:rPr>
-        <w:t>性能的诚实定位：GERS-CV2 在 EM 对错的 McNemar 检验上显著（p=0.029），但 EM/F1 的配对 bootstrap 效应量区间微跨零，处于"对错配对显著、效应量临界"状态。整体增益有限因 HotpotQA 上下文直接含答案，Zero-Shot 已接近 GERS。</w:t>
+        <w:t>性能的诚实定位：在配对评价下 GERS-CV2 显著优于 CoT-SC、StdCoT 与 MoDeGraph-style 基线（McNemar p≤0.040；配对 bootstrap CI 不跨零），但增益幅度较小（+4pt F1）。幅度有限因 HotpotQA 上下文直接含答案，Zero-Shot 已接近 GERS。</w:t>
       </w:r>
     </w:p>
     <w:p>
@@ -6666,7 +6818,7 @@
           <w:b w:val="0"/>
           <w:sz w:val="21"/>
         </w:rPr>
-        <w:t>本文提出 GERS，核心创新是子答案双向交叉核验：以最终答案+上下文为锚反向重答子问题，对比正反向一致性，将 Consistency Score 从纯图论结构指标（区分度 -0.0035，AUROC 0.498）升级为更有信息量的内容自洽信号（区分度 +0.0847，AUROC 约 0.58-0.59）。该机制由显式 DAG 分解自然支持。点估计最高配置 GERS-CV2 在 HotpotQA 500 条上取得 EM=0.302、F1=0.413，EM 对错的 McNemar 检验显著优于 CoT-SC（p=0.029），F1 高 4pt，但效应量区间仍临界。本文诚实呈现方法适用边界，并通过三项工程改进量化了"格式诱导错误"与"真实推理差距"的边界。总体而言，GERS 更应被视为可解释图推理诊断的一步，而非已经解决事实正确性验证。</w:t>
+        <w:t>本文提出 GERS，核心创新是子答案双向交叉核验：以最终答案+上下文为锚反向重答子问题，对比正反向一致性，将 Consistency Score 从纯图论结构指标（区分度 -0.0035，AUROC 0.498）升级为更有信息量的内容自洽信号（区分度 +0.0847，AUROC 约 0.58-0.59）。该机制由显式 DAG 分解自然支持。点估计最高配置 GERS-CV2 在 HotpotQA 500 条上取得 EM=0.302、F1=0.413，F1 相比 CoT-SC 高 4pt，且在配对 McNemar 检验（p=0.029）与配对 bootstrap CI（不跨零）下均显著，并对 MoDeGraph-style 基线显著（p=0.010）。本文诚实呈现方法适用边界，并通过三项工程改进量化了"格式诱导错误"与"真实推理差距"的边界。总体而言，GERS 更应被视为可解释图推理诊断的一步，而非已经解决事实正确性验证。</w:t>
       </w:r>
     </w:p>
     <w:p>
